--- a/files/RFP_02_HRMS_Evaluation_Criteria.docx
+++ b/files/RFP_02_HRMS_Evaluation_Criteria.docx
@@ -4,65 +4,224 @@
   <w:body>
     <w:p>
       <w:pPr>
-        <w:spacing w:before="80" w:after="80"/>
-        <w:jc w:val="center"/>
-        <w:shd w:val="clear" w:color="auto" w:fill="C00000"/>
+        <w:jc w:val="left"/>
       </w:pPr>
       <w:r>
         <w:rPr>
           <w:b/>
-          <w:color w:val="FFFFFF"/>
-          <w:sz w:val="40"/>
+          <w:color w:val="6B7280"/>
+          <w:sz w:val="18"/>
         </w:rPr>
-        <w:t>TENDER EVALUATION CRITERIA &amp; SCORING FRAMEWORK</w:t>
+        <w:t>ZAVA CONGLOMERATE</w:t>
       </w:r>
     </w:p>
     <w:p>
       <w:pPr>
-        <w:spacing w:before="0" w:after="160"/>
-        <w:jc w:val="center"/>
-        <w:shd w:val="clear" w:color="auto" w:fill="2E74B5"/>
+        <w:spacing w:after="40"/>
+      </w:pPr>
+      <w:r>
+        <w:rPr>
+          <w:b/>
+          <w:color w:val="1F2D55"/>
+          <w:sz w:val="44"/>
+        </w:rPr>
+        <w:t>RFP 02 HRMS Evaluation Criteria</w:t>
+      </w:r>
+    </w:p>
+    <w:p>
+      <w:pPr>
+        <w:spacing w:after="200"/>
       </w:pPr>
       <w:r>
         <w:rPr>
           <w:i/>
-          <w:color w:val="FFFFFF"/>
-          <w:sz w:val="20"/>
+          <w:color w:val="4B5B7C"/>
+          <w:sz w:val="22"/>
         </w:rPr>
-        <w:t>Zava Procurement-APAC-2025-RFP-001</w:t>
+        <w:t>Request for Proposal · Submission</w:t>
       </w:r>
     </w:p>
     <w:p>
       <w:pPr>
-        <w:spacing w:before="80" w:after="60"/>
+        <w:spacing w:after="40"/>
       </w:pPr>
+      <w:r>
+        <w:rPr>
+          <w:b/>
+          <w:color w:val="1F2D55"/>
+          <w:sz w:val="20"/>
+        </w:rPr>
+        <w:t xml:space="preserve">RFP reference:  </w:t>
+      </w:r>
       <w:r>
         <w:rPr>
           <w:sz w:val="20"/>
         </w:rPr>
-        <w:t>Document Version : 1.0</w:t>
+        <w:t>RFP-2026-490</w:t>
       </w:r>
     </w:p>
     <w:p>
       <w:pPr>
-        <w:spacing w:after="60"/>
+        <w:spacing w:after="40"/>
       </w:pPr>
+      <w:r>
+        <w:rPr>
+          <w:b/>
+          <w:color w:val="1F2D55"/>
+          <w:sz w:val="20"/>
+        </w:rPr>
+        <w:t xml:space="preserve">Issued by:  </w:t>
+      </w:r>
       <w:r>
         <w:rPr>
           <w:sz w:val="20"/>
         </w:rPr>
-        <w:t>Classification   : CONFIDENTIAL – EVALUATION COMMITTEE USE ONLY</w:t>
+        <w:t>Zava Conglomerate Group Procurement</w:t>
       </w:r>
     </w:p>
     <w:p>
       <w:pPr>
-        <w:spacing w:after="60"/>
+        <w:spacing w:after="40"/>
       </w:pPr>
+      <w:r>
+        <w:rPr>
+          <w:b/>
+          <w:color w:val="1F2D55"/>
+          <w:sz w:val="20"/>
+        </w:rPr>
+        <w:t xml:space="preserve">Issue date:  </w:t>
+      </w:r>
       <w:r>
         <w:rPr>
           <w:sz w:val="20"/>
         </w:rPr>
-        <w:t>Prepared by      : Zava Procurement APAC Procurement &amp; IT Committee</w:t>
+        <w:t>11 April 2026</w:t>
+      </w:r>
+    </w:p>
+    <w:p>
+      <w:pPr>
+        <w:spacing w:after="40"/>
+      </w:pPr>
+      <w:r>
+        <w:rPr>
+          <w:b/>
+          <w:color w:val="1F2D55"/>
+          <w:sz w:val="20"/>
+        </w:rPr>
+        <w:t xml:space="preserve">Submission deadline:  </w:t>
+      </w:r>
+      <w:r>
+        <w:rPr>
+          <w:sz w:val="20"/>
+        </w:rPr>
+        <w:t>14 May 2026</w:t>
+      </w:r>
+    </w:p>
+    <w:p>
+      <w:pPr>
+        <w:spacing w:after="40"/>
+      </w:pPr>
+      <w:r>
+        <w:rPr>
+          <w:b/>
+          <w:color w:val="1F2D55"/>
+          <w:sz w:val="20"/>
+        </w:rPr>
+        <w:t xml:space="preserve">Submission portal:  </w:t>
+      </w:r>
+      <w:r>
+        <w:rPr>
+          <w:sz w:val="20"/>
+        </w:rPr>
+        <w:t>ariba.zava-group.com/rfp/944233</w:t>
+      </w:r>
+    </w:p>
+    <w:p>
+      <w:pPr>
+        <w:spacing w:after="40"/>
+      </w:pPr>
+      <w:r>
+        <w:rPr>
+          <w:b/>
+          <w:color w:val="1F2D55"/>
+          <w:sz w:val="20"/>
+        </w:rPr>
+        <w:t xml:space="preserve">Single point of contact:  </w:t>
+      </w:r>
+      <w:r>
+        <w:rPr>
+          <w:sz w:val="20"/>
+        </w:rPr>
+        <w:t>rfp-coord@zava-group.com (Sasha Ouellet, Procurement Director)</w:t>
+      </w:r>
+    </w:p>
+    <w:p>
+      <w:pPr>
+        <w:spacing w:after="40"/>
+      </w:pPr>
+      <w:r>
+        <w:rPr>
+          <w:b/>
+          <w:color w:val="1F2D55"/>
+          <w:sz w:val="20"/>
+        </w:rPr>
+        <w:t xml:space="preserve">Source file:  </w:t>
+      </w:r>
+      <w:r>
+        <w:rPr>
+          <w:sz w:val="20"/>
+        </w:rPr>
+        <w:t>RFP_02_HRMS_Evaluation_Criteria.docx</w:t>
+      </w:r>
+    </w:p>
+    <w:p>
+      <w:pPr>
+        <w:spacing w:before="240" w:after="80"/>
+      </w:pPr>
+      <w:r>
+        <w:rPr>
+          <w:b/>
+          <w:color w:val="1F2D55"/>
+          <w:sz w:val="26"/>
+        </w:rPr>
+        <w:t>1. Introduction</w:t>
+      </w:r>
+    </w:p>
+    <w:p>
+      <w:pPr>
+        <w:spacing w:after="80"/>
+      </w:pPr>
+      <w:r>
+        <w:rPr>
+          <w:i w:val="0"/>
+          <w:sz w:val="20"/>
+        </w:rPr>
+        <w:t>Zava Conglomerate (the "Buyer") invites suitably qualified bidders to submit proposals for RFP 02 HRMS Evaluation Criteria. The selected supplier will partner with the Buyer for an initial term of 36 months, renewable in 12-month increments subject to performance against agreed Service Levels.</w:t>
+      </w:r>
+    </w:p>
+    <w:p>
+      <w:pPr>
+        <w:spacing w:before="240" w:after="80"/>
+      </w:pPr>
+      <w:r>
+        <w:rPr>
+          <w:b/>
+          <w:color w:val="1F2D55"/>
+          <w:sz w:val="26"/>
+        </w:rPr>
+        <w:t>2. Scope of services required</w:t>
+      </w:r>
+    </w:p>
+    <w:p>
+      <w:pPr>
+        <w:spacing w:after="80"/>
+      </w:pPr>
+      <w:r>
+        <w:rPr>
+          <w:i w:val="0"/>
+          <w:sz w:val="20"/>
+        </w:rPr>
+        <w:t>The Buyer requires a full-service provider capable of supplying the goods / services described below across all 11 operating divisions of the Group, with primary operations in Malaysia and Indonesia and secondary requirements in Singapore, Thailand and the Philippines.</w:t>
       </w:r>
     </w:p>
     <w:p>
@@ -72,1459 +231,70 @@
       <w:r>
         <w:rPr>
           <w:b/>
-          <w:color w:val="1F4E79"/>
+          <w:color w:val="4B5B7C"/>
           <w:sz w:val="22"/>
         </w:rPr>
-        <w:t>SCORING OVERVIEW</w:t>
+        <w:t>2.1 In-scope</w:t>
       </w:r>
     </w:p>
     <w:p>
       <w:pPr>
-        <w:spacing w:before="80" w:after="60"/>
+        <w:pStyle w:val="ListBullet"/>
+        <w:spacing w:after="40"/>
       </w:pPr>
       <w:r>
         <w:rPr>
           <w:sz w:val="20"/>
         </w:rPr>
-        <w:t>Total Available Score: 1000 points</w:t>
+        <w:t>Core service delivery as described in Annex A — Technical Specification.</w:t>
       </w:r>
     </w:p>
     <w:p>
       <w:pPr>
-        <w:spacing w:before="20" w:after="20"/>
-        <w:shd w:val="clear" w:color="auto" w:fill="F7F7F7"/>
-      </w:pPr>
-      <w:r>
-        <w:rPr>
-          <w:rFonts w:ascii="Courier New" w:hAnsi="Courier New"/>
-          <w:color w:val="202020"/>
-          <w:sz w:val="17"/>
-        </w:rPr>
-        <w:t>| Category                              | Max Points | Weight |</w:t>
-      </w:r>
-    </w:p>
-    <w:p>
-      <w:pPr>
-        <w:spacing w:after="60"/>
+        <w:pStyle w:val="ListBullet"/>
+        <w:spacing w:after="40"/>
       </w:pPr>
       <w:r>
         <w:rPr>
           <w:sz w:val="20"/>
         </w:rPr>
-        <w:t>|---------------------------------------|------------|--------|</w:t>
+        <w:t>Implementation, transition and steady-state operations.</w:t>
       </w:r>
     </w:p>
     <w:p>
       <w:pPr>
-        <w:spacing w:before="20" w:after="20"/>
-        <w:shd w:val="clear" w:color="auto" w:fill="F7F7F7"/>
-      </w:pPr>
-      <w:r>
-        <w:rPr>
-          <w:rFonts w:ascii="Courier New" w:hAnsi="Courier New"/>
-          <w:color w:val="202020"/>
-          <w:sz w:val="17"/>
-        </w:rPr>
-        <w:t>| 1. Functional Requirements            |    350     | 35.0%  |</w:t>
-      </w:r>
-    </w:p>
-    <w:p>
-      <w:pPr>
-        <w:spacing w:before="20" w:after="20"/>
-        <w:shd w:val="clear" w:color="auto" w:fill="F7F7F7"/>
-      </w:pPr>
-      <w:r>
-        <w:rPr>
-          <w:rFonts w:ascii="Courier New" w:hAnsi="Courier New"/>
-          <w:color w:val="202020"/>
-          <w:sz w:val="17"/>
-        </w:rPr>
-        <w:t>| 2. Technical Architecture &amp; Security  |    150     | 15.0%  |</w:t>
-      </w:r>
-    </w:p>
-    <w:p>
-      <w:pPr>
-        <w:spacing w:before="20" w:after="20"/>
-        <w:shd w:val="clear" w:color="auto" w:fill="F7F7F7"/>
-      </w:pPr>
-      <w:r>
-        <w:rPr>
-          <w:rFonts w:ascii="Courier New" w:hAnsi="Courier New"/>
-          <w:color w:val="202020"/>
-          <w:sz w:val="17"/>
-        </w:rPr>
-        <w:t>| 3. Compliance &amp; Data Governance       |    100     | 10.0%  |</w:t>
-      </w:r>
-    </w:p>
-    <w:p>
-      <w:pPr>
-        <w:spacing w:before="20" w:after="20"/>
-        <w:shd w:val="clear" w:color="auto" w:fill="F7F7F7"/>
-      </w:pPr>
-      <w:r>
-        <w:rPr>
-          <w:rFonts w:ascii="Courier New" w:hAnsi="Courier New"/>
-          <w:color w:val="202020"/>
-          <w:sz w:val="17"/>
-        </w:rPr>
-        <w:t>| 4. Implementation Capability          |    100     | 10.0%  |</w:t>
-      </w:r>
-    </w:p>
-    <w:p>
-      <w:pPr>
-        <w:spacing w:before="20" w:after="20"/>
-        <w:shd w:val="clear" w:color="auto" w:fill="F7F7F7"/>
-      </w:pPr>
-      <w:r>
-        <w:rPr>
-          <w:rFonts w:ascii="Courier New" w:hAnsi="Courier New"/>
-          <w:color w:val="202020"/>
-          <w:sz w:val="17"/>
-        </w:rPr>
-        <w:t>| 5. Vendor Stability &amp; References      |    100     | 10.0%  |</w:t>
-      </w:r>
-    </w:p>
-    <w:p>
-      <w:pPr>
-        <w:spacing w:before="20" w:after="20"/>
-        <w:shd w:val="clear" w:color="auto" w:fill="F7F7F7"/>
-      </w:pPr>
-      <w:r>
-        <w:rPr>
-          <w:rFonts w:ascii="Courier New" w:hAnsi="Courier New"/>
-          <w:color w:val="202020"/>
-          <w:sz w:val="17"/>
-        </w:rPr>
-        <w:t>| 6. Commercial Pricing                 |    150     | 15.0%  |</w:t>
-      </w:r>
-    </w:p>
-    <w:p>
-      <w:pPr>
-        <w:spacing w:before="20" w:after="20"/>
-        <w:shd w:val="clear" w:color="auto" w:fill="F7F7F7"/>
-      </w:pPr>
-      <w:r>
-        <w:rPr>
-          <w:rFonts w:ascii="Courier New" w:hAnsi="Courier New"/>
-          <w:color w:val="202020"/>
-          <w:sz w:val="17"/>
-        </w:rPr>
-        <w:t>| 7. Support &amp; Service Levels           |     50     |  5.0%  |</w:t>
-      </w:r>
-    </w:p>
-    <w:p>
-      <w:pPr>
-        <w:spacing w:before="20" w:after="20"/>
-        <w:shd w:val="clear" w:color="auto" w:fill="F7F7F7"/>
-      </w:pPr>
-      <w:r>
-        <w:rPr>
-          <w:rFonts w:ascii="Courier New" w:hAnsi="Courier New"/>
-          <w:color w:val="202020"/>
-          <w:sz w:val="17"/>
-        </w:rPr>
-        <w:t>| TOTAL                                 |   1000     | 100.0% |</w:t>
-      </w:r>
-    </w:p>
-    <w:p>
-      <w:pPr>
-        <w:spacing w:before="80" w:after="60"/>
+        <w:pStyle w:val="ListBullet"/>
+        <w:spacing w:after="40"/>
       </w:pPr>
       <w:r>
         <w:rPr>
           <w:sz w:val="20"/>
         </w:rPr>
-        <w:t>CATEGORY 1: FUNCTIONAL REQUIREMENTS (350 points)</w:t>
+        <w:t>Performance reporting, governance and continuous improvement.</w:t>
       </w:r>
     </w:p>
     <w:p>
       <w:pPr>
-        <w:spacing w:before="20" w:after="20"/>
-        <w:shd w:val="clear" w:color="auto" w:fill="F7F7F7"/>
-      </w:pPr>
-      <w:r>
-        <w:rPr>
-          <w:rFonts w:ascii="Courier New" w:hAnsi="Courier New"/>
-          <w:color w:val="202020"/>
-          <w:sz w:val="17"/>
-        </w:rPr>
-        <w:t>1.1 Applicant Tracking System (ATS)                          [Max: 120 pts]</w:t>
-      </w:r>
-    </w:p>
-    <w:p>
-      <w:pPr>
-        <w:spacing w:after="60"/>
+        <w:pStyle w:val="ListBullet"/>
+        <w:spacing w:after="40"/>
       </w:pPr>
       <w:r>
         <w:rPr>
           <w:sz w:val="20"/>
         </w:rPr>
-        <w:t>Score 1-10 for each sub-criterion, multiply by weighting factor.</w:t>
+        <w:t>Sustainability and ESG reporting aligned to Buyer Group standards.</w:t>
       </w:r>
     </w:p>
     <w:p>
       <w:pPr>
-        <w:spacing w:before="20" w:after="20"/>
-        <w:shd w:val="clear" w:color="auto" w:fill="F7F7F7"/>
-      </w:pPr>
-      <w:r>
-        <w:rPr>
-          <w:rFonts w:ascii="Courier New" w:hAnsi="Courier New"/>
-          <w:color w:val="202020"/>
-          <w:sz w:val="17"/>
-        </w:rPr>
-        <w:t>| Sub-Criterion                              | Weight | Max Score |</w:t>
-      </w:r>
-    </w:p>
-    <w:p>
-      <w:pPr>
-        <w:spacing w:after="60"/>
+        <w:pStyle w:val="ListBullet"/>
+        <w:spacing w:after="40"/>
       </w:pPr>
       <w:r>
         <w:rPr>
           <w:sz w:val="20"/>
         </w:rPr>
-        <w:t>|--------------------------------------------|--------|-----------|</w:t>
-      </w:r>
-    </w:p>
-    <w:p>
-      <w:pPr>
-        <w:spacing w:before="20" w:after="20"/>
-        <w:shd w:val="clear" w:color="auto" w:fill="F7F7F7"/>
-      </w:pPr>
-      <w:r>
-        <w:rPr>
-          <w:rFonts w:ascii="Courier New" w:hAnsi="Courier New"/>
-          <w:color w:val="202020"/>
-          <w:sz w:val="17"/>
-        </w:rPr>
-        <w:t>| AI-powered candidate matching &amp; ranking    |  2.0x  |    20     |</w:t>
-      </w:r>
-    </w:p>
-    <w:p>
-      <w:pPr>
-        <w:spacing w:before="20" w:after="20"/>
-        <w:shd w:val="clear" w:color="auto" w:fill="F7F7F7"/>
-      </w:pPr>
-      <w:r>
-        <w:rPr>
-          <w:rFonts w:ascii="Courier New" w:hAnsi="Courier New"/>
-          <w:color w:val="202020"/>
-          <w:sz w:val="17"/>
-        </w:rPr>
-        <w:t>| Integration with regional job boards       |  1.5x  |    15     |</w:t>
-      </w:r>
-    </w:p>
-    <w:p>
-      <w:pPr>
-        <w:spacing w:before="20" w:after="20"/>
-        <w:shd w:val="clear" w:color="auto" w:fill="F7F7F7"/>
-      </w:pPr>
-      <w:r>
-        <w:rPr>
-          <w:rFonts w:ascii="Courier New" w:hAnsi="Courier New"/>
-          <w:color w:val="202020"/>
-          <w:sz w:val="17"/>
-        </w:rPr>
-        <w:t>| Bulk/high-volume hiring workflow           |  1.5x  |    15     |</w:t>
-      </w:r>
-    </w:p>
-    <w:p>
-      <w:pPr>
-        <w:spacing w:before="20" w:after="20"/>
-        <w:shd w:val="clear" w:color="auto" w:fill="F7F7F7"/>
-      </w:pPr>
-      <w:r>
-        <w:rPr>
-          <w:rFonts w:ascii="Courier New" w:hAnsi="Courier New"/>
-          <w:color w:val="202020"/>
-          <w:sz w:val="17"/>
-        </w:rPr>
-        <w:t>| Interview scheduling &amp; calendar sync       |  1.0x  |    10     |</w:t>
-      </w:r>
-    </w:p>
-    <w:p>
-      <w:pPr>
-        <w:spacing w:before="20" w:after="20"/>
-        <w:shd w:val="clear" w:color="auto" w:fill="F7F7F7"/>
-      </w:pPr>
-      <w:r>
-        <w:rPr>
-          <w:rFonts w:ascii="Courier New" w:hAnsi="Courier New"/>
-          <w:color w:val="202020"/>
-          <w:sz w:val="17"/>
-        </w:rPr>
-        <w:t>| Offer management &amp; digital onboarding      |  1.5x  |    15     |</w:t>
-      </w:r>
-    </w:p>
-    <w:p>
-      <w:pPr>
-        <w:spacing w:before="20" w:after="20"/>
-        <w:shd w:val="clear" w:color="auto" w:fill="F7F7F7"/>
-      </w:pPr>
-      <w:r>
-        <w:rPr>
-          <w:rFonts w:ascii="Courier New" w:hAnsi="Courier New"/>
-          <w:color w:val="202020"/>
-          <w:sz w:val="17"/>
-        </w:rPr>
-        <w:t>| Configurable per-market workflows          |  1.5x  |    15     |</w:t>
-      </w:r>
-    </w:p>
-    <w:p>
-      <w:pPr>
-        <w:spacing w:before="20" w:after="20"/>
-        <w:shd w:val="clear" w:color="auto" w:fill="F7F7F7"/>
-      </w:pPr>
-      <w:r>
-        <w:rPr>
-          <w:rFonts w:ascii="Courier New" w:hAnsi="Courier New"/>
-          <w:color w:val="202020"/>
-          <w:sz w:val="17"/>
-        </w:rPr>
-        <w:t>| Candidate experience &amp; portal UI           |  1.0x  |    10     |</w:t>
-      </w:r>
-    </w:p>
-    <w:p>
-      <w:pPr>
-        <w:spacing w:before="20" w:after="20"/>
-        <w:shd w:val="clear" w:color="auto" w:fill="F7F7F7"/>
-      </w:pPr>
-      <w:r>
-        <w:rPr>
-          <w:rFonts w:ascii="Courier New" w:hAnsi="Courier New"/>
-          <w:color w:val="202020"/>
-          <w:sz w:val="17"/>
-        </w:rPr>
-        <w:t>| Mobile recruiter application               |  2.0x  |    20     |</w:t>
-      </w:r>
-    </w:p>
-    <w:p>
-      <w:pPr>
-        <w:spacing w:before="80" w:after="60"/>
-      </w:pPr>
-      <w:r>
-        <w:rPr>
-          <w:sz w:val="20"/>
-        </w:rPr>
-        <w:t>Scoring Guide:</w:t>
-      </w:r>
-    </w:p>
-    <w:p>
-      <w:pPr>
-        <w:spacing w:after="60"/>
-      </w:pPr>
-      <w:r>
-        <w:rPr>
-          <w:sz w:val="20"/>
-        </w:rPr>
-        <w:t>9-10 = Fully meets requirement with advanced features</w:t>
-      </w:r>
-    </w:p>
-    <w:p>
-      <w:pPr>
-        <w:spacing w:after="60"/>
-      </w:pPr>
-      <w:r>
-        <w:rPr>
-          <w:sz w:val="20"/>
-        </w:rPr>
-        <w:t>7-8  = Meets requirement with minor gaps</w:t>
-      </w:r>
-    </w:p>
-    <w:p>
-      <w:pPr>
-        <w:spacing w:after="60"/>
-      </w:pPr>
-      <w:r>
-        <w:rPr>
-          <w:sz w:val="20"/>
-        </w:rPr>
-        <w:t>5-6  = Partially meets; significant customisation required</w:t>
-      </w:r>
-    </w:p>
-    <w:p>
-      <w:pPr>
-        <w:spacing w:after="60"/>
-      </w:pPr>
-      <w:r>
-        <w:rPr>
-          <w:sz w:val="20"/>
-        </w:rPr>
-        <w:t>3-4  = Minimal capability; major gaps</w:t>
-      </w:r>
-    </w:p>
-    <w:p>
-      <w:pPr>
-        <w:spacing w:after="60"/>
-      </w:pPr>
-      <w:r>
-        <w:rPr>
-          <w:sz w:val="20"/>
-        </w:rPr>
-        <w:t>1-2  = Does not meet requirement</w:t>
-      </w:r>
-    </w:p>
-    <w:p>
-      <w:pPr>
-        <w:spacing w:before="20" w:after="20"/>
-        <w:shd w:val="clear" w:color="auto" w:fill="F7F7F7"/>
-      </w:pPr>
-      <w:r>
-        <w:rPr>
-          <w:rFonts w:ascii="Courier New" w:hAnsi="Courier New"/>
-          <w:color w:val="202020"/>
-          <w:sz w:val="17"/>
-        </w:rPr>
-        <w:t>1.2 Workforce &amp; Temp Worker Management                       [Max: 100 pts]</w:t>
-      </w:r>
-    </w:p>
-    <w:p>
-      <w:pPr>
-        <w:spacing w:before="20" w:after="20"/>
-        <w:shd w:val="clear" w:color="auto" w:fill="F7F7F7"/>
-      </w:pPr>
-      <w:r>
-        <w:rPr>
-          <w:rFonts w:ascii="Courier New" w:hAnsi="Courier New"/>
-          <w:color w:val="202020"/>
-          <w:sz w:val="17"/>
-        </w:rPr>
-        <w:t>| Sub-Criterion                              | Weight | Max Score |</w:t>
-      </w:r>
-    </w:p>
-    <w:p>
-      <w:pPr>
-        <w:spacing w:after="60"/>
-      </w:pPr>
-      <w:r>
-        <w:rPr>
-          <w:sz w:val="20"/>
-        </w:rPr>
-        <w:t>|--------------------------------------------|--------|-----------|</w:t>
-      </w:r>
-    </w:p>
-    <w:p>
-      <w:pPr>
-        <w:spacing w:before="20" w:after="20"/>
-        <w:shd w:val="clear" w:color="auto" w:fill="F7F7F7"/>
-      </w:pPr>
-      <w:r>
-        <w:rPr>
-          <w:rFonts w:ascii="Courier New" w:hAnsi="Courier New"/>
-          <w:color w:val="202020"/>
-          <w:sz w:val="17"/>
-        </w:rPr>
-        <w:t>| Digital timesheet (mobile-first)           |  2.0x  |    20     |</w:t>
-      </w:r>
-    </w:p>
-    <w:p>
-      <w:pPr>
-        <w:spacing w:before="20" w:after="20"/>
-        <w:shd w:val="clear" w:color="auto" w:fill="F7F7F7"/>
-      </w:pPr>
-      <w:r>
-        <w:rPr>
-          <w:rFonts w:ascii="Courier New" w:hAnsi="Courier New"/>
-          <w:color w:val="202020"/>
-          <w:sz w:val="17"/>
-        </w:rPr>
-        <w:t>| Shift scheduling &amp; assignment              |  1.5x  |    15     |</w:t>
-      </w:r>
-    </w:p>
-    <w:p>
-      <w:pPr>
-        <w:spacing w:before="20" w:after="20"/>
-        <w:shd w:val="clear" w:color="auto" w:fill="F7F7F7"/>
-      </w:pPr>
-      <w:r>
-        <w:rPr>
-          <w:rFonts w:ascii="Courier New" w:hAnsi="Courier New"/>
-          <w:color w:val="202020"/>
-          <w:sz w:val="17"/>
-        </w:rPr>
-        <w:t>| Leave management (MY/SG/AU compliant)      |  2.0x  |    20     |</w:t>
-      </w:r>
-    </w:p>
-    <w:p>
-      <w:pPr>
-        <w:spacing w:before="20" w:after="20"/>
-        <w:shd w:val="clear" w:color="auto" w:fill="F7F7F7"/>
-      </w:pPr>
-      <w:r>
-        <w:rPr>
-          <w:rFonts w:ascii="Courier New" w:hAnsi="Courier New"/>
-          <w:color w:val="202020"/>
-          <w:sz w:val="17"/>
-        </w:rPr>
-        <w:t>| Worker self-service portal                 |  1.5x  |    15     |</w:t>
-      </w:r>
-    </w:p>
-    <w:p>
-      <w:pPr>
-        <w:spacing w:before="20" w:after="20"/>
-        <w:shd w:val="clear" w:color="auto" w:fill="F7F7F7"/>
-      </w:pPr>
-      <w:r>
-        <w:rPr>
-          <w:rFonts w:ascii="Courier New" w:hAnsi="Courier New"/>
-          <w:color w:val="202020"/>
-          <w:sz w:val="17"/>
-        </w:rPr>
-        <w:t>| Multi-language support (BM, EN, ZH, TA)    |  1.5x  |    15     |</w:t>
-      </w:r>
-    </w:p>
-    <w:p>
-      <w:pPr>
-        <w:spacing w:before="20" w:after="20"/>
-        <w:shd w:val="clear" w:color="auto" w:fill="F7F7F7"/>
-      </w:pPr>
-      <w:r>
-        <w:rPr>
-          <w:rFonts w:ascii="Courier New" w:hAnsi="Courier New"/>
-          <w:color w:val="202020"/>
-          <w:sz w:val="17"/>
-        </w:rPr>
-        <w:t>| Temp worker lifecycle management           |  1.5x  |    15     |</w:t>
-      </w:r>
-    </w:p>
-    <w:p>
-      <w:pPr>
-        <w:spacing w:before="20" w:after="20"/>
-        <w:shd w:val="clear" w:color="auto" w:fill="F7F7F7"/>
-      </w:pPr>
-      <w:r>
-        <w:rPr>
-          <w:rFonts w:ascii="Courier New" w:hAnsi="Courier New"/>
-          <w:color w:val="202020"/>
-          <w:sz w:val="17"/>
-        </w:rPr>
-        <w:t>1.3 Payroll Integration                                      [Max: 60 pts]</w:t>
-      </w:r>
-    </w:p>
-    <w:p>
-      <w:pPr>
-        <w:spacing w:before="20" w:after="20"/>
-        <w:shd w:val="clear" w:color="auto" w:fill="F7F7F7"/>
-      </w:pPr>
-      <w:r>
-        <w:rPr>
-          <w:rFonts w:ascii="Courier New" w:hAnsi="Courier New"/>
-          <w:color w:val="202020"/>
-          <w:sz w:val="17"/>
-        </w:rPr>
-        <w:t>| Sub-Criterion                              | Weight | Max Score |</w:t>
-      </w:r>
-    </w:p>
-    <w:p>
-      <w:pPr>
-        <w:spacing w:after="60"/>
-      </w:pPr>
-      <w:r>
-        <w:rPr>
-          <w:sz w:val="20"/>
-        </w:rPr>
-        <w:t>|--------------------------------------------|--------|-----------|</w:t>
-      </w:r>
-    </w:p>
-    <w:p>
-      <w:pPr>
-        <w:spacing w:before="20" w:after="20"/>
-        <w:shd w:val="clear" w:color="auto" w:fill="F7F7F7"/>
-      </w:pPr>
-      <w:r>
-        <w:rPr>
-          <w:rFonts w:ascii="Courier New" w:hAnsi="Courier New"/>
-          <w:color w:val="202020"/>
-          <w:sz w:val="17"/>
-        </w:rPr>
-        <w:t>| MY statutory deductions (EPF,SOCSO,EIS,PCB)|  2.0x  |    20     |</w:t>
-      </w:r>
-    </w:p>
-    <w:p>
-      <w:pPr>
-        <w:spacing w:before="20" w:after="20"/>
-        <w:shd w:val="clear" w:color="auto" w:fill="F7F7F7"/>
-      </w:pPr>
-      <w:r>
-        <w:rPr>
-          <w:rFonts w:ascii="Courier New" w:hAnsi="Courier New"/>
-          <w:color w:val="202020"/>
-          <w:sz w:val="17"/>
-        </w:rPr>
-        <w:t>| SG CPF integration                         |  1.5x  |    15     |</w:t>
-      </w:r>
-    </w:p>
-    <w:p>
-      <w:pPr>
-        <w:spacing w:before="20" w:after="20"/>
-        <w:shd w:val="clear" w:color="auto" w:fill="F7F7F7"/>
-      </w:pPr>
-      <w:r>
-        <w:rPr>
-          <w:rFonts w:ascii="Courier New" w:hAnsi="Courier New"/>
-          <w:color w:val="202020"/>
-          <w:sz w:val="17"/>
-        </w:rPr>
-        <w:t>| AU Superannuation &amp; STP2 compliance        |  1.5x  |    15     |</w:t>
-      </w:r>
-    </w:p>
-    <w:p>
-      <w:pPr>
-        <w:spacing w:before="20" w:after="20"/>
-        <w:shd w:val="clear" w:color="auto" w:fill="F7F7F7"/>
-      </w:pPr>
-      <w:r>
-        <w:rPr>
-          <w:rFonts w:ascii="Courier New" w:hAnsi="Courier New"/>
-          <w:color w:val="202020"/>
-          <w:sz w:val="17"/>
-        </w:rPr>
-        <w:t>| Multi-currency support (MYR/SGD/AUD)       |  1.0x  |    10     |</w:t>
-      </w:r>
-    </w:p>
-    <w:p>
-      <w:pPr>
-        <w:spacing w:before="20" w:after="20"/>
-        <w:shd w:val="clear" w:color="auto" w:fill="F7F7F7"/>
-      </w:pPr>
-      <w:r>
-        <w:rPr>
-          <w:rFonts w:ascii="Courier New" w:hAnsi="Courier New"/>
-          <w:color w:val="202020"/>
-          <w:sz w:val="17"/>
-        </w:rPr>
-        <w:t>1.4 Analytics &amp; Reporting                                    [Max: 70 pts]</w:t>
-      </w:r>
-    </w:p>
-    <w:p>
-      <w:pPr>
-        <w:spacing w:before="20" w:after="20"/>
-        <w:shd w:val="clear" w:color="auto" w:fill="F7F7F7"/>
-      </w:pPr>
-      <w:r>
-        <w:rPr>
-          <w:rFonts w:ascii="Courier New" w:hAnsi="Courier New"/>
-          <w:color w:val="202020"/>
-          <w:sz w:val="17"/>
-        </w:rPr>
-        <w:t>| Sub-Criterion                              | Weight | Max Score |</w:t>
-      </w:r>
-    </w:p>
-    <w:p>
-      <w:pPr>
-        <w:spacing w:after="60"/>
-      </w:pPr>
-      <w:r>
-        <w:rPr>
-          <w:sz w:val="20"/>
-        </w:rPr>
-        <w:t>|--------------------------------------------|--------|-----------|</w:t>
-      </w:r>
-    </w:p>
-    <w:p>
-      <w:pPr>
-        <w:spacing w:before="20" w:after="20"/>
-        <w:shd w:val="clear" w:color="auto" w:fill="F7F7F7"/>
-      </w:pPr>
-      <w:r>
-        <w:rPr>
-          <w:rFonts w:ascii="Courier New" w:hAnsi="Courier New"/>
-          <w:color w:val="202020"/>
-          <w:sz w:val="17"/>
-        </w:rPr>
-        <w:t>| Real-time recruitment dashboard            |  2.0x  |    20     |</w:t>
-      </w:r>
-    </w:p>
-    <w:p>
-      <w:pPr>
-        <w:spacing w:before="20" w:after="20"/>
-        <w:shd w:val="clear" w:color="auto" w:fill="F7F7F7"/>
-      </w:pPr>
-      <w:r>
-        <w:rPr>
-          <w:rFonts w:ascii="Courier New" w:hAnsi="Courier New"/>
-          <w:color w:val="202020"/>
-          <w:sz w:val="17"/>
-        </w:rPr>
-        <w:t>| Cross-market consolidated C-suite view     |  1.5x  |    15     |</w:t>
-      </w:r>
-    </w:p>
-    <w:p>
-      <w:pPr>
-        <w:spacing w:before="20" w:after="20"/>
-        <w:shd w:val="clear" w:color="auto" w:fill="F7F7F7"/>
-      </w:pPr>
-      <w:r>
-        <w:rPr>
-          <w:rFonts w:ascii="Courier New" w:hAnsi="Courier New"/>
-          <w:color w:val="202020"/>
-          <w:sz w:val="17"/>
-        </w:rPr>
-        <w:t>| Compliance reporting per market            |  1.5x  |    15     |</w:t>
-      </w:r>
-    </w:p>
-    <w:p>
-      <w:pPr>
-        <w:spacing w:before="20" w:after="20"/>
-        <w:shd w:val="clear" w:color="auto" w:fill="F7F7F7"/>
-      </w:pPr>
-      <w:r>
-        <w:rPr>
-          <w:rFonts w:ascii="Courier New" w:hAnsi="Courier New"/>
-          <w:color w:val="202020"/>
-          <w:sz w:val="17"/>
-        </w:rPr>
-        <w:t>| Export capabilities (Excel/PPT/PDF)        |  1.0x  |    10     |</w:t>
-      </w:r>
-    </w:p>
-    <w:p>
-      <w:pPr>
-        <w:spacing w:before="20" w:after="20"/>
-        <w:shd w:val="clear" w:color="auto" w:fill="F7F7F7"/>
-      </w:pPr>
-      <w:r>
-        <w:rPr>
-          <w:rFonts w:ascii="Courier New" w:hAnsi="Courier New"/>
-          <w:color w:val="202020"/>
-          <w:sz w:val="17"/>
-        </w:rPr>
-        <w:t>| Custom report builder                      |  1.0x  |    10     |</w:t>
-      </w:r>
-    </w:p>
-    <w:p>
-      <w:pPr>
-        <w:spacing w:before="80" w:after="60"/>
-      </w:pPr>
-      <w:r>
-        <w:rPr>
-          <w:sz w:val="20"/>
-        </w:rPr>
-        <w:t>CATEGORY 2: TECHNICAL ARCHITECTURE &amp; SECURITY (150 points)</w:t>
-      </w:r>
-    </w:p>
-    <w:p>
-      <w:pPr>
-        <w:spacing w:before="20" w:after="20"/>
-        <w:shd w:val="clear" w:color="auto" w:fill="F7F7F7"/>
-      </w:pPr>
-      <w:r>
-        <w:rPr>
-          <w:rFonts w:ascii="Courier New" w:hAnsi="Courier New"/>
-          <w:color w:val="202020"/>
-          <w:sz w:val="17"/>
-        </w:rPr>
-        <w:t>| Sub-Criterion                              | Weight | Max Score |</w:t>
-      </w:r>
-    </w:p>
-    <w:p>
-      <w:pPr>
-        <w:spacing w:after="60"/>
-      </w:pPr>
-      <w:r>
-        <w:rPr>
-          <w:sz w:val="20"/>
-        </w:rPr>
-        <w:t>|--------------------------------------------|--------|-----------|</w:t>
-      </w:r>
-    </w:p>
-    <w:p>
-      <w:pPr>
-        <w:spacing w:before="20" w:after="20"/>
-        <w:shd w:val="clear" w:color="auto" w:fill="F7F7F7"/>
-      </w:pPr>
-      <w:r>
-        <w:rPr>
-          <w:rFonts w:ascii="Courier New" w:hAnsi="Courier New"/>
-          <w:color w:val="202020"/>
-          <w:sz w:val="17"/>
-        </w:rPr>
-        <w:t>| RESTful API completeness &amp; documentation   |  2.0x  |    20     |</w:t>
-      </w:r>
-    </w:p>
-    <w:p>
-      <w:pPr>
-        <w:spacing w:before="20" w:after="20"/>
-        <w:shd w:val="clear" w:color="auto" w:fill="F7F7F7"/>
-      </w:pPr>
-      <w:r>
-        <w:rPr>
-          <w:rFonts w:ascii="Courier New" w:hAnsi="Courier New"/>
-          <w:color w:val="202020"/>
-          <w:sz w:val="17"/>
-        </w:rPr>
-        <w:t>| Azure AD / SSO integration                 |  2.0x  |    20     |</w:t>
-      </w:r>
-    </w:p>
-    <w:p>
-      <w:pPr>
-        <w:spacing w:before="20" w:after="20"/>
-        <w:shd w:val="clear" w:color="auto" w:fill="F7F7F7"/>
-      </w:pPr>
-      <w:r>
-        <w:rPr>
-          <w:rFonts w:ascii="Courier New" w:hAnsi="Courier New"/>
-          <w:color w:val="202020"/>
-          <w:sz w:val="17"/>
-        </w:rPr>
-        <w:t>| Microsoft Teams integration                |  1.5x  |    15     |</w:t>
-      </w:r>
-    </w:p>
-    <w:p>
-      <w:pPr>
-        <w:spacing w:before="20" w:after="20"/>
-        <w:shd w:val="clear" w:color="auto" w:fill="F7F7F7"/>
-      </w:pPr>
-      <w:r>
-        <w:rPr>
-          <w:rFonts w:ascii="Courier New" w:hAnsi="Courier New"/>
-          <w:color w:val="202020"/>
-          <w:sz w:val="17"/>
-        </w:rPr>
-        <w:t>| Uptime SLA (99.9% minimum)                 |  2.0x  |    20     |</w:t>
-      </w:r>
-    </w:p>
-    <w:p>
-      <w:pPr>
-        <w:spacing w:before="20" w:after="20"/>
-        <w:shd w:val="clear" w:color="auto" w:fill="F7F7F7"/>
-      </w:pPr>
-      <w:r>
-        <w:rPr>
-          <w:rFonts w:ascii="Courier New" w:hAnsi="Courier New"/>
-          <w:color w:val="202020"/>
-          <w:sz w:val="17"/>
-        </w:rPr>
-        <w:t>| Data encryption (at-rest and in-transit)   |  1.5x  |    15     |</w:t>
-      </w:r>
-    </w:p>
-    <w:p>
-      <w:pPr>
-        <w:spacing w:before="20" w:after="20"/>
-        <w:shd w:val="clear" w:color="auto" w:fill="F7F7F7"/>
-      </w:pPr>
-      <w:r>
-        <w:rPr>
-          <w:rFonts w:ascii="Courier New" w:hAnsi="Courier New"/>
-          <w:color w:val="202020"/>
-          <w:sz w:val="17"/>
-        </w:rPr>
-        <w:t>| Disaster recovery &amp; business continuity    |  1.5x  |    15     |</w:t>
-      </w:r>
-    </w:p>
-    <w:p>
-      <w:pPr>
-        <w:spacing w:before="20" w:after="20"/>
-        <w:shd w:val="clear" w:color="auto" w:fill="F7F7F7"/>
-      </w:pPr>
-      <w:r>
-        <w:rPr>
-          <w:rFonts w:ascii="Courier New" w:hAnsi="Courier New"/>
-          <w:color w:val="202020"/>
-          <w:sz w:val="17"/>
-        </w:rPr>
-        <w:t>| Scalability (handles 85K+ worker records)  |  1.5x  |    15     |</w:t>
-      </w:r>
-    </w:p>
-    <w:p>
-      <w:pPr>
-        <w:spacing w:before="20" w:after="20"/>
-        <w:shd w:val="clear" w:color="auto" w:fill="F7F7F7"/>
-      </w:pPr>
-      <w:r>
-        <w:rPr>
-          <w:rFonts w:ascii="Courier New" w:hAnsi="Courier New"/>
-          <w:color w:val="202020"/>
-          <w:sz w:val="17"/>
-        </w:rPr>
-        <w:t>| Penetration testing &amp; security audits      |  1.5x  |    15     |</w:t>
-      </w:r>
-    </w:p>
-    <w:p>
-      <w:pPr>
-        <w:spacing w:before="20" w:after="20"/>
-        <w:shd w:val="clear" w:color="auto" w:fill="F7F7F7"/>
-      </w:pPr>
-      <w:r>
-        <w:rPr>
-          <w:rFonts w:ascii="Courier New" w:hAnsi="Courier New"/>
-          <w:color w:val="202020"/>
-          <w:sz w:val="17"/>
-        </w:rPr>
-        <w:t>| ISO 27001 certification                    |  1.5x  |    15     |</w:t>
-      </w:r>
-    </w:p>
-    <w:p>
-      <w:pPr>
-        <w:spacing w:before="80" w:after="60"/>
-      </w:pPr>
-      <w:r>
-        <w:rPr>
-          <w:sz w:val="20"/>
-        </w:rPr>
-        <w:t>Note: ISO 27001 is a PASS/FAIL requirement. Vendors not ISO 27001 certified</w:t>
-      </w:r>
-    </w:p>
-    <w:p>
-      <w:pPr>
-        <w:spacing w:after="60"/>
-      </w:pPr>
-      <w:r>
-        <w:rPr>
-          <w:sz w:val="20"/>
-        </w:rPr>
-        <w:t>will be disqualified from further evaluation.</w:t>
-      </w:r>
-    </w:p>
-    <w:p>
-      <w:pPr>
-        <w:spacing w:before="80" w:after="60"/>
-      </w:pPr>
-      <w:r>
-        <w:rPr>
-          <w:sz w:val="20"/>
-        </w:rPr>
-        <w:t>CATEGORY 3: COMPLIANCE &amp; DATA GOVERNANCE (100 points)</w:t>
-      </w:r>
-    </w:p>
-    <w:p>
-      <w:pPr>
-        <w:spacing w:before="20" w:after="20"/>
-        <w:shd w:val="clear" w:color="auto" w:fill="F7F7F7"/>
-      </w:pPr>
-      <w:r>
-        <w:rPr>
-          <w:rFonts w:ascii="Courier New" w:hAnsi="Courier New"/>
-          <w:color w:val="202020"/>
-          <w:sz w:val="17"/>
-        </w:rPr>
-        <w:t>| Sub-Criterion                              | Weight | Max Score |</w:t>
-      </w:r>
-    </w:p>
-    <w:p>
-      <w:pPr>
-        <w:spacing w:after="60"/>
-      </w:pPr>
-      <w:r>
-        <w:rPr>
-          <w:sz w:val="20"/>
-        </w:rPr>
-        <w:t>|--------------------------------------------|--------|-----------|</w:t>
-      </w:r>
-    </w:p>
-    <w:p>
-      <w:pPr>
-        <w:spacing w:before="20" w:after="20"/>
-        <w:shd w:val="clear" w:color="auto" w:fill="F7F7F7"/>
-      </w:pPr>
-      <w:r>
-        <w:rPr>
-          <w:rFonts w:ascii="Courier New" w:hAnsi="Courier New"/>
-          <w:color w:val="202020"/>
-          <w:sz w:val="17"/>
-        </w:rPr>
-        <w:t>| Malaysia PDPA 2010 compliance              |  2.0x  |    20     |</w:t>
-      </w:r>
-    </w:p>
-    <w:p>
-      <w:pPr>
-        <w:spacing w:before="20" w:after="20"/>
-        <w:shd w:val="clear" w:color="auto" w:fill="F7F7F7"/>
-      </w:pPr>
-      <w:r>
-        <w:rPr>
-          <w:rFonts w:ascii="Courier New" w:hAnsi="Courier New"/>
-          <w:color w:val="202020"/>
-          <w:sz w:val="17"/>
-        </w:rPr>
-        <w:t>| Singapore PDPA 2012 compliance             |  2.0x  |    20     |</w:t>
-      </w:r>
-    </w:p>
-    <w:p>
-      <w:pPr>
-        <w:spacing w:before="20" w:after="20"/>
-        <w:shd w:val="clear" w:color="auto" w:fill="F7F7F7"/>
-      </w:pPr>
-      <w:r>
-        <w:rPr>
-          <w:rFonts w:ascii="Courier New" w:hAnsi="Courier New"/>
-          <w:color w:val="202020"/>
-          <w:sz w:val="17"/>
-        </w:rPr>
-        <w:t>| Australia Privacy Act 1988 (APPs)          |  2.0x  |    20     |</w:t>
-      </w:r>
-    </w:p>
-    <w:p>
-      <w:pPr>
-        <w:spacing w:before="20" w:after="20"/>
-        <w:shd w:val="clear" w:color="auto" w:fill="F7F7F7"/>
-      </w:pPr>
-      <w:r>
-        <w:rPr>
-          <w:rFonts w:ascii="Courier New" w:hAnsi="Courier New"/>
-          <w:color w:val="202020"/>
-          <w:sz w:val="17"/>
-        </w:rPr>
-        <w:t>| APAC data residency (SG or AU DC)          |  2.0x  |    20     |</w:t>
-      </w:r>
-    </w:p>
-    <w:p>
-      <w:pPr>
-        <w:spacing w:before="20" w:after="20"/>
-        <w:shd w:val="clear" w:color="auto" w:fill="F7F7F7"/>
-      </w:pPr>
-      <w:r>
-        <w:rPr>
-          <w:rFonts w:ascii="Courier New" w:hAnsi="Courier New"/>
-          <w:color w:val="202020"/>
-          <w:sz w:val="17"/>
-        </w:rPr>
-        <w:t>| Data breach notification procedures        |  1.0x  |    10     |</w:t>
-      </w:r>
-    </w:p>
-    <w:p>
-      <w:pPr>
-        <w:spacing w:before="20" w:after="20"/>
-        <w:shd w:val="clear" w:color="auto" w:fill="F7F7F7"/>
-      </w:pPr>
-      <w:r>
-        <w:rPr>
-          <w:rFonts w:ascii="Courier New" w:hAnsi="Courier New"/>
-          <w:color w:val="202020"/>
-          <w:sz w:val="17"/>
-        </w:rPr>
-        <w:t>| GDPR alignment (for multinational clients) |  1.0x  |    10     |</w:t>
-      </w:r>
-    </w:p>
-    <w:p>
-      <w:pPr>
-        <w:spacing w:before="80" w:after="60"/>
-      </w:pPr>
-      <w:r>
-        <w:rPr>
-          <w:sz w:val="20"/>
-        </w:rPr>
-        <w:t>CATEGORY 4: IMPLEMENTATION CAPABILITY (100 points)</w:t>
-      </w:r>
-    </w:p>
-    <w:p>
-      <w:pPr>
-        <w:spacing w:before="20" w:after="20"/>
-        <w:shd w:val="clear" w:color="auto" w:fill="F7F7F7"/>
-      </w:pPr>
-      <w:r>
-        <w:rPr>
-          <w:rFonts w:ascii="Courier New" w:hAnsi="Courier New"/>
-          <w:color w:val="202020"/>
-          <w:sz w:val="17"/>
-        </w:rPr>
-        <w:t>| Sub-Criterion                              | Weight | Max Score |</w:t>
-      </w:r>
-    </w:p>
-    <w:p>
-      <w:pPr>
-        <w:spacing w:after="60"/>
-      </w:pPr>
-      <w:r>
-        <w:rPr>
-          <w:sz w:val="20"/>
-        </w:rPr>
-        <w:t>|--------------------------------------------|--------|-----------|</w:t>
-      </w:r>
-    </w:p>
-    <w:p>
-      <w:pPr>
-        <w:spacing w:before="20" w:after="20"/>
-        <w:shd w:val="clear" w:color="auto" w:fill="F7F7F7"/>
-      </w:pPr>
-      <w:r>
-        <w:rPr>
-          <w:rFonts w:ascii="Courier New" w:hAnsi="Courier New"/>
-          <w:color w:val="202020"/>
-          <w:sz w:val="17"/>
-        </w:rPr>
-        <w:t>| APAC-based implementation team             |  2.0x  |    20     |</w:t>
-      </w:r>
-    </w:p>
-    <w:p>
-      <w:pPr>
-        <w:spacing w:before="20" w:after="20"/>
-        <w:shd w:val="clear" w:color="auto" w:fill="F7F7F7"/>
-      </w:pPr>
-      <w:r>
-        <w:rPr>
-          <w:rFonts w:ascii="Courier New" w:hAnsi="Courier New"/>
-          <w:color w:val="202020"/>
-          <w:sz w:val="17"/>
-        </w:rPr>
-        <w:t>| Phased rollout capability (MY→SG→AU)       |  2.0x  |    20     |</w:t>
-      </w:r>
-    </w:p>
-    <w:p>
-      <w:pPr>
-        <w:spacing w:before="20" w:after="20"/>
-        <w:shd w:val="clear" w:color="auto" w:fill="F7F7F7"/>
-      </w:pPr>
-      <w:r>
-        <w:rPr>
-          <w:rFonts w:ascii="Courier New" w:hAnsi="Courier New"/>
-          <w:color w:val="202020"/>
-          <w:sz w:val="17"/>
-        </w:rPr>
-        <w:t>| Project management methodology             |  1.5x  |    15     |</w:t>
-      </w:r>
-    </w:p>
-    <w:p>
-      <w:pPr>
-        <w:spacing w:before="20" w:after="20"/>
-        <w:shd w:val="clear" w:color="auto" w:fill="F7F7F7"/>
-      </w:pPr>
-      <w:r>
-        <w:rPr>
-          <w:rFonts w:ascii="Courier New" w:hAnsi="Courier New"/>
-          <w:color w:val="202020"/>
-          <w:sz w:val="17"/>
-        </w:rPr>
-        <w:t>| Training programme quality                 |  1.5x  |    15     |</w:t>
-      </w:r>
-    </w:p>
-    <w:p>
-      <w:pPr>
-        <w:spacing w:before="20" w:after="20"/>
-        <w:shd w:val="clear" w:color="auto" w:fill="F7F7F7"/>
-      </w:pPr>
-      <w:r>
-        <w:rPr>
-          <w:rFonts w:ascii="Courier New" w:hAnsi="Courier New"/>
-          <w:color w:val="202020"/>
-          <w:sz w:val="17"/>
-        </w:rPr>
-        <w:t>| Data migration experience                  |  1.5x  |    15     |</w:t>
-      </w:r>
-    </w:p>
-    <w:p>
-      <w:pPr>
-        <w:spacing w:before="20" w:after="20"/>
-        <w:shd w:val="clear" w:color="auto" w:fill="F7F7F7"/>
-      </w:pPr>
-      <w:r>
-        <w:rPr>
-          <w:rFonts w:ascii="Courier New" w:hAnsi="Courier New"/>
-          <w:color w:val="202020"/>
-          <w:sz w:val="17"/>
-        </w:rPr>
-        <w:t>| Hypercare support plan                     |  1.5x  |    15     |</w:t>
-      </w:r>
-    </w:p>
-    <w:p>
-      <w:pPr>
-        <w:spacing w:before="80" w:after="60"/>
-      </w:pPr>
-      <w:r>
-        <w:rPr>
-          <w:sz w:val="20"/>
-        </w:rPr>
-        <w:t>CATEGORY 5: VENDOR STABILITY &amp; REFERENCES (100 points)</w:t>
-      </w:r>
-    </w:p>
-    <w:p>
-      <w:pPr>
-        <w:spacing w:before="20" w:after="20"/>
-        <w:shd w:val="clear" w:color="auto" w:fill="F7F7F7"/>
-      </w:pPr>
-      <w:r>
-        <w:rPr>
-          <w:rFonts w:ascii="Courier New" w:hAnsi="Courier New"/>
-          <w:color w:val="202020"/>
-          <w:sz w:val="17"/>
-        </w:rPr>
-        <w:t>| Sub-Criterion                              | Weight | Max Score |</w:t>
-      </w:r>
-    </w:p>
-    <w:p>
-      <w:pPr>
-        <w:spacing w:after="60"/>
-      </w:pPr>
-      <w:r>
-        <w:rPr>
-          <w:sz w:val="20"/>
-        </w:rPr>
-        <w:t>|--------------------------------------------|--------|-----------|</w:t>
-      </w:r>
-    </w:p>
-    <w:p>
-      <w:pPr>
-        <w:spacing w:before="20" w:after="20"/>
-        <w:shd w:val="clear" w:color="auto" w:fill="F7F7F7"/>
-      </w:pPr>
-      <w:r>
-        <w:rPr>
-          <w:rFonts w:ascii="Courier New" w:hAnsi="Courier New"/>
-          <w:color w:val="202020"/>
-          <w:sz w:val="17"/>
-        </w:rPr>
-        <w:t>| Years in operation (APAC presence)         |  1.0x  |    10     |</w:t>
-      </w:r>
-    </w:p>
-    <w:p>
-      <w:pPr>
-        <w:spacing w:before="20" w:after="20"/>
-        <w:shd w:val="clear" w:color="auto" w:fill="F7F7F7"/>
-      </w:pPr>
-      <w:r>
-        <w:rPr>
-          <w:rFonts w:ascii="Courier New" w:hAnsi="Courier New"/>
-          <w:color w:val="202020"/>
-          <w:sz w:val="17"/>
-        </w:rPr>
-        <w:t>| APAC HR/staffing client references (min 3) |  3.0x  |    30     |</w:t>
-      </w:r>
-    </w:p>
-    <w:p>
-      <w:pPr>
-        <w:spacing w:before="20" w:after="20"/>
-        <w:shd w:val="clear" w:color="auto" w:fill="F7F7F7"/>
-      </w:pPr>
-      <w:r>
-        <w:rPr>
-          <w:rFonts w:ascii="Courier New" w:hAnsi="Courier New"/>
-          <w:color w:val="202020"/>
-          <w:sz w:val="17"/>
-        </w:rPr>
-        <w:t>| Customer satisfaction score (avg)          |  2.0x  |    20     |</w:t>
-      </w:r>
-    </w:p>
-    <w:p>
-      <w:pPr>
-        <w:spacing w:before="20" w:after="20"/>
-        <w:shd w:val="clear" w:color="auto" w:fill="F7F7F7"/>
-      </w:pPr>
-      <w:r>
-        <w:rPr>
-          <w:rFonts w:ascii="Courier New" w:hAnsi="Courier New"/>
-          <w:color w:val="202020"/>
-          <w:sz w:val="17"/>
-        </w:rPr>
-        <w:t>| Financial stability (audited accounts)     |  2.0x  |    20     |</w:t>
-      </w:r>
-    </w:p>
-    <w:p>
-      <w:pPr>
-        <w:spacing w:before="20" w:after="20"/>
-        <w:shd w:val="clear" w:color="auto" w:fill="F7F7F7"/>
-      </w:pPr>
-      <w:r>
-        <w:rPr>
-          <w:rFonts w:ascii="Courier New" w:hAnsi="Courier New"/>
-          <w:color w:val="202020"/>
-          <w:sz w:val="17"/>
-        </w:rPr>
-        <w:t>| Product roadmap &amp; innovation pipeline      |  2.0x  |    20     |</w:t>
-      </w:r>
-    </w:p>
-    <w:p>
-      <w:pPr>
-        <w:spacing w:before="80" w:after="60"/>
-      </w:pPr>
-      <w:r>
-        <w:rPr>
-          <w:sz w:val="20"/>
-        </w:rPr>
-        <w:t>CATEGORY 6: COMMERCIAL PRICING (150 points)</w:t>
-      </w:r>
-    </w:p>
-    <w:p>
-      <w:pPr>
-        <w:spacing w:before="80" w:after="60"/>
-      </w:pPr>
-      <w:r>
-        <w:rPr>
-          <w:sz w:val="20"/>
-        </w:rPr>
-        <w:t>Pricing Score = (Lowest Total Cost of Ownership / Vendor TCO) x 150</w:t>
-      </w:r>
-    </w:p>
-    <w:p>
-      <w:pPr>
-        <w:spacing w:before="80" w:after="60"/>
-      </w:pPr>
-      <w:r>
-        <w:rPr>
-          <w:sz w:val="20"/>
-        </w:rPr>
-        <w:t>Total Cost of Ownership (TCO) includes:</w:t>
-      </w:r>
-    </w:p>
-    <w:p>
-      <w:pPr>
-        <w:pStyle w:val="ListBullet"/>
-        <w:ind w:left="283"/>
-      </w:pPr>
-      <w:r>
-        <w:rPr>
-          <w:sz w:val="20"/>
-        </w:rPr>
-        <w:t>Year 1: Implementation fee + Annual license fee + Training</w:t>
-      </w:r>
-    </w:p>
-    <w:p>
-      <w:pPr>
-        <w:pStyle w:val="ListBullet"/>
-        <w:ind w:left="283"/>
-      </w:pPr>
-      <w:r>
-        <w:rPr>
-          <w:sz w:val="20"/>
-        </w:rPr>
-        <w:t>Year 2-3: Annual license fee + Support</w:t>
-      </w:r>
-    </w:p>
-    <w:p>
-      <w:pPr>
-        <w:pStyle w:val="ListBullet"/>
-        <w:ind w:left="283"/>
-      </w:pPr>
-      <w:r>
-        <w:rPr>
-          <w:sz w:val="20"/>
-        </w:rPr>
-        <w:t>Optional modules pricing (if applicable)</w:t>
-      </w:r>
-    </w:p>
-    <w:p>
-      <w:pPr>
-        <w:spacing w:before="80" w:after="60"/>
-      </w:pPr>
-      <w:r>
-        <w:rPr>
-          <w:sz w:val="20"/>
-        </w:rPr>
-        <w:t>Vendors must quote for 3 user tiers:</w:t>
-      </w:r>
-    </w:p>
-    <w:p>
-      <w:pPr>
-        <w:pStyle w:val="ListBullet"/>
-        <w:ind w:left="283"/>
-      </w:pPr>
-      <w:r>
-        <w:rPr>
-          <w:sz w:val="20"/>
-        </w:rPr>
-        <w:t>Tier 1: 50 recruiter seats, 500 hiring manager seats, 20,000 candidate records</w:t>
-      </w:r>
-    </w:p>
-    <w:p>
-      <w:pPr>
-        <w:pStyle w:val="ListBullet"/>
-        <w:ind w:left="283"/>
-      </w:pPr>
-      <w:r>
-        <w:rPr>
-          <w:sz w:val="20"/>
-        </w:rPr>
-        <w:t>Tier 2: 150 recruiter seats, 1,500 hiring manager seats, 80,000 candidate records</w:t>
-      </w:r>
-    </w:p>
-    <w:p>
-      <w:pPr>
-        <w:pStyle w:val="ListBullet"/>
-        <w:ind w:left="283"/>
-      </w:pPr>
-      <w:r>
-        <w:rPr>
-          <w:sz w:val="20"/>
-        </w:rPr>
-        <w:t>Tier 3: 300 recruiter seats, 3,000 hiring manager seats, 250,000 candidate records</w:t>
-      </w:r>
-    </w:p>
-    <w:p>
-      <w:pPr>
-        <w:spacing w:before="80" w:after="60"/>
-      </w:pPr>
-      <w:r>
-        <w:rPr>
-          <w:sz w:val="20"/>
-        </w:rPr>
-        <w:t>Zava Procurement will evaluate on Tier 2 pricing as the primary benchmark.</w:t>
-      </w:r>
-    </w:p>
-    <w:p>
-      <w:pPr>
-        <w:spacing w:before="80" w:after="60"/>
-      </w:pPr>
-      <w:r>
-        <w:rPr>
-          <w:sz w:val="20"/>
-        </w:rPr>
-        <w:t>CATEGORY 7: SUPPORT &amp; SERVICE LEVELS (50 points)</w:t>
-      </w:r>
-    </w:p>
-    <w:p>
-      <w:pPr>
-        <w:spacing w:before="20" w:after="20"/>
-        <w:shd w:val="clear" w:color="auto" w:fill="F7F7F7"/>
-      </w:pPr>
-      <w:r>
-        <w:rPr>
-          <w:rFonts w:ascii="Courier New" w:hAnsi="Courier New"/>
-          <w:color w:val="202020"/>
-          <w:sz w:val="17"/>
-        </w:rPr>
-        <w:t>| Sub-Criterion                              | Weight | Max Score |</w:t>
-      </w:r>
-    </w:p>
-    <w:p>
-      <w:pPr>
-        <w:spacing w:after="60"/>
-      </w:pPr>
-      <w:r>
-        <w:rPr>
-          <w:sz w:val="20"/>
-        </w:rPr>
-        <w:t>|--------------------------------------------|--------|-----------|</w:t>
-      </w:r>
-    </w:p>
-    <w:p>
-      <w:pPr>
-        <w:spacing w:before="20" w:after="20"/>
-        <w:shd w:val="clear" w:color="auto" w:fill="F7F7F7"/>
-      </w:pPr>
-      <w:r>
-        <w:rPr>
-          <w:rFonts w:ascii="Courier New" w:hAnsi="Courier New"/>
-          <w:color w:val="202020"/>
-          <w:sz w:val="17"/>
-        </w:rPr>
-        <w:t>| Support hours (24/5 minimum required)      |  2.0x  |    20     |</w:t>
-      </w:r>
-    </w:p>
-    <w:p>
-      <w:pPr>
-        <w:spacing w:before="20" w:after="20"/>
-        <w:shd w:val="clear" w:color="auto" w:fill="F7F7F7"/>
-      </w:pPr>
-      <w:r>
-        <w:rPr>
-          <w:rFonts w:ascii="Courier New" w:hAnsi="Courier New"/>
-          <w:color w:val="202020"/>
-          <w:sz w:val="17"/>
-        </w:rPr>
-        <w:t>| Average response time for P1 incidents     |  1.5x  |    15     |</w:t>
-      </w:r>
-    </w:p>
-    <w:p>
-      <w:pPr>
-        <w:spacing w:before="20" w:after="20"/>
-        <w:shd w:val="clear" w:color="auto" w:fill="F7F7F7"/>
-      </w:pPr>
-      <w:r>
-        <w:rPr>
-          <w:rFonts w:ascii="Courier New" w:hAnsi="Courier New"/>
-          <w:color w:val="202020"/>
-          <w:sz w:val="17"/>
-        </w:rPr>
-        <w:t>| Dedicated account manager (APAC)           |  1.5x  |    15     |</w:t>
+        <w:t>Knowledge transfer and exit planning.</w:t>
       </w:r>
     </w:p>
     <w:p>
@@ -1534,179 +304,1140 @@
       <w:r>
         <w:rPr>
           <w:b/>
-          <w:color w:val="1F4E79"/>
+          <w:color w:val="4B5B7C"/>
           <w:sz w:val="22"/>
         </w:rPr>
-        <w:t>MANDATORY PASS/FAIL CRITERIA</w:t>
+        <w:t>2.2 Out-of-scope</w:t>
       </w:r>
     </w:p>
     <w:p>
       <w:pPr>
-        <w:spacing w:before="80" w:after="60"/>
+        <w:pStyle w:val="ListBullet"/>
+        <w:spacing w:after="40"/>
       </w:pPr>
       <w:r>
         <w:rPr>
           <w:sz w:val="20"/>
         </w:rPr>
-        <w:t>Vendors failing ANY of the following will be automatically disqualified:</w:t>
+        <w:t>Buyer-provided services and assets retained in-house.</w:t>
       </w:r>
     </w:p>
     <w:p>
       <w:pPr>
-        <w:spacing w:before="80" w:after="60"/>
+        <w:pStyle w:val="ListBullet"/>
+        <w:spacing w:after="40"/>
       </w:pPr>
       <w:r>
         <w:rPr>
           <w:sz w:val="20"/>
         </w:rPr>
-        <w:t>[ ] ISO 27001 certification (current, valid certificate required)</w:t>
+        <w:t>Activities at Buyer divisions undergoing portfolio rationalisation (Annex B).</w:t>
       </w:r>
     </w:p>
     <w:p>
       <w:pPr>
-        <w:spacing w:after="60"/>
+        <w:spacing w:before="240" w:after="80"/>
+      </w:pPr>
+      <w:r>
+        <w:rPr>
+          <w:b/>
+          <w:color w:val="1F2D55"/>
+          <w:sz w:val="26"/>
+        </w:rPr>
+        <w:t>3. Evaluation criteria</w:t>
+      </w:r>
+    </w:p>
+    <w:tbl>
+      <w:tblPr>
+        <w:tblStyle w:val="LightGrid-Accent1"/>
+        <w:tblW w:type="auto" w:w="0"/>
+        <w:tblLook w:firstColumn="1" w:firstRow="1" w:lastColumn="0" w:lastRow="0" w:noHBand="0" w:noVBand="1" w:val="04A0"/>
+      </w:tblPr>
+      <w:tblGrid>
+        <w:gridCol w:w="2880"/>
+        <w:gridCol w:w="2880"/>
+        <w:gridCol w:w="2880"/>
+      </w:tblGrid>
+      <w:tr>
+        <w:tc>
+          <w:tcPr>
+            <w:tcW w:type="dxa" w:w="2880"/>
+            <w:shd w:val="clear" w:color="auto" w:fill="1F2D55"/>
+          </w:tcPr>
+          <w:p>
+            <w:r>
+              <w:rPr>
+                <w:b/>
+                <w:color w:val="FFFFFF"/>
+                <w:sz w:val="18"/>
+              </w:rPr>
+              <w:t>Criterion</w:t>
+            </w:r>
+          </w:p>
+        </w:tc>
+        <w:tc>
+          <w:tcPr>
+            <w:tcW w:type="dxa" w:w="2880"/>
+            <w:shd w:val="clear" w:color="auto" w:fill="1F2D55"/>
+          </w:tcPr>
+          <w:p>
+            <w:r>
+              <w:rPr>
+                <w:b/>
+                <w:color w:val="FFFFFF"/>
+                <w:sz w:val="18"/>
+              </w:rPr>
+              <w:t>Weight</w:t>
+            </w:r>
+          </w:p>
+        </w:tc>
+        <w:tc>
+          <w:tcPr>
+            <w:tcW w:type="dxa" w:w="2880"/>
+            <w:shd w:val="clear" w:color="auto" w:fill="1F2D55"/>
+          </w:tcPr>
+          <w:p>
+            <w:r>
+              <w:rPr>
+                <w:b/>
+                <w:color w:val="FFFFFF"/>
+                <w:sz w:val="18"/>
+              </w:rPr>
+              <w:t>Sub-criteria</w:t>
+            </w:r>
+          </w:p>
+        </w:tc>
+      </w:tr>
+      <w:tr>
+        <w:tc>
+          <w:tcPr>
+            <w:tcW w:type="dxa" w:w="2880"/>
+          </w:tcPr>
+          <w:p>
+            <w:r>
+              <w:rPr>
+                <w:sz w:val="18"/>
+              </w:rPr>
+              <w:t>Capability &amp; track record</w:t>
+            </w:r>
+          </w:p>
+        </w:tc>
+        <w:tc>
+          <w:tcPr>
+            <w:tcW w:type="dxa" w:w="2880"/>
+          </w:tcPr>
+          <w:p>
+            <w:r>
+              <w:rPr>
+                <w:sz w:val="18"/>
+              </w:rPr>
+              <w:t>25%</w:t>
+            </w:r>
+          </w:p>
+        </w:tc>
+        <w:tc>
+          <w:tcPr>
+            <w:tcW w:type="dxa" w:w="2880"/>
+          </w:tcPr>
+          <w:p>
+            <w:r>
+              <w:rPr>
+                <w:sz w:val="18"/>
+              </w:rPr>
+              <w:t>Relevant experience; references; financial stability</w:t>
+            </w:r>
+          </w:p>
+        </w:tc>
+      </w:tr>
+      <w:tr>
+        <w:tc>
+          <w:tcPr>
+            <w:tcW w:type="dxa" w:w="2880"/>
+          </w:tcPr>
+          <w:p>
+            <w:r>
+              <w:rPr>
+                <w:sz w:val="18"/>
+              </w:rPr>
+              <w:t>Technical solution</w:t>
+            </w:r>
+          </w:p>
+        </w:tc>
+        <w:tc>
+          <w:tcPr>
+            <w:tcW w:type="dxa" w:w="2880"/>
+          </w:tcPr>
+          <w:p>
+            <w:r>
+              <w:rPr>
+                <w:sz w:val="18"/>
+              </w:rPr>
+              <w:t>25%</w:t>
+            </w:r>
+          </w:p>
+        </w:tc>
+        <w:tc>
+          <w:tcPr>
+            <w:tcW w:type="dxa" w:w="2880"/>
+          </w:tcPr>
+          <w:p>
+            <w:r>
+              <w:rPr>
+                <w:sz w:val="18"/>
+              </w:rPr>
+              <w:t>Scope coverage; methodology; innovation; security</w:t>
+            </w:r>
+          </w:p>
+        </w:tc>
+      </w:tr>
+      <w:tr>
+        <w:tc>
+          <w:tcPr>
+            <w:tcW w:type="dxa" w:w="2880"/>
+          </w:tcPr>
+          <w:p>
+            <w:r>
+              <w:rPr>
+                <w:sz w:val="18"/>
+              </w:rPr>
+              <w:t>Commercial proposition</w:t>
+            </w:r>
+          </w:p>
+        </w:tc>
+        <w:tc>
+          <w:tcPr>
+            <w:tcW w:type="dxa" w:w="2880"/>
+          </w:tcPr>
+          <w:p>
+            <w:r>
+              <w:rPr>
+                <w:sz w:val="18"/>
+              </w:rPr>
+              <w:t>25%</w:t>
+            </w:r>
+          </w:p>
+        </w:tc>
+        <w:tc>
+          <w:tcPr>
+            <w:tcW w:type="dxa" w:w="2880"/>
+          </w:tcPr>
+          <w:p>
+            <w:r>
+              <w:rPr>
+                <w:sz w:val="18"/>
+              </w:rPr>
+              <w:t>Total cost; pricing transparency; commercial flexibility</w:t>
+            </w:r>
+          </w:p>
+        </w:tc>
+      </w:tr>
+      <w:tr>
+        <w:tc>
+          <w:tcPr>
+            <w:tcW w:type="dxa" w:w="2880"/>
+          </w:tcPr>
+          <w:p>
+            <w:r>
+              <w:rPr>
+                <w:sz w:val="18"/>
+              </w:rPr>
+              <w:t>Implementation &amp; transition</w:t>
+            </w:r>
+          </w:p>
+        </w:tc>
+        <w:tc>
+          <w:tcPr>
+            <w:tcW w:type="dxa" w:w="2880"/>
+          </w:tcPr>
+          <w:p>
+            <w:r>
+              <w:rPr>
+                <w:sz w:val="18"/>
+              </w:rPr>
+              <w:t>10%</w:t>
+            </w:r>
+          </w:p>
+        </w:tc>
+        <w:tc>
+          <w:tcPr>
+            <w:tcW w:type="dxa" w:w="2880"/>
+          </w:tcPr>
+          <w:p>
+            <w:r>
+              <w:rPr>
+                <w:sz w:val="18"/>
+              </w:rPr>
+              <w:t>Plan robustness; risk mitigation; resourcing</w:t>
+            </w:r>
+          </w:p>
+        </w:tc>
+      </w:tr>
+      <w:tr>
+        <w:tc>
+          <w:tcPr>
+            <w:tcW w:type="dxa" w:w="2880"/>
+          </w:tcPr>
+          <w:p>
+            <w:r>
+              <w:rPr>
+                <w:sz w:val="18"/>
+              </w:rPr>
+              <w:t>ESG &amp; compliance</w:t>
+            </w:r>
+          </w:p>
+        </w:tc>
+        <w:tc>
+          <w:tcPr>
+            <w:tcW w:type="dxa" w:w="2880"/>
+          </w:tcPr>
+          <w:p>
+            <w:r>
+              <w:rPr>
+                <w:sz w:val="18"/>
+              </w:rPr>
+              <w:t>10%</w:t>
+            </w:r>
+          </w:p>
+        </w:tc>
+        <w:tc>
+          <w:tcPr>
+            <w:tcW w:type="dxa" w:w="2880"/>
+          </w:tcPr>
+          <w:p>
+            <w:r>
+              <w:rPr>
+                <w:sz w:val="18"/>
+              </w:rPr>
+              <w:t>Sustainability credentials; compliance posture; UBO clarity</w:t>
+            </w:r>
+          </w:p>
+        </w:tc>
+      </w:tr>
+      <w:tr>
+        <w:tc>
+          <w:tcPr>
+            <w:tcW w:type="dxa" w:w="2880"/>
+          </w:tcPr>
+          <w:p>
+            <w:r>
+              <w:rPr>
+                <w:sz w:val="18"/>
+              </w:rPr>
+              <w:t>Cultural fit &amp; partnership</w:t>
+            </w:r>
+          </w:p>
+        </w:tc>
+        <w:tc>
+          <w:tcPr>
+            <w:tcW w:type="dxa" w:w="2880"/>
+          </w:tcPr>
+          <w:p>
+            <w:r>
+              <w:rPr>
+                <w:sz w:val="18"/>
+              </w:rPr>
+              <w:t>5%</w:t>
+            </w:r>
+          </w:p>
+        </w:tc>
+        <w:tc>
+          <w:tcPr>
+            <w:tcW w:type="dxa" w:w="2880"/>
+          </w:tcPr>
+          <w:p>
+            <w:r>
+              <w:rPr>
+                <w:sz w:val="18"/>
+              </w:rPr>
+              <w:t>Stakeholder fit; willingness to invest in the relationship</w:t>
+            </w:r>
+          </w:p>
+        </w:tc>
+      </w:tr>
+    </w:tbl>
+    <w:p>
+      <w:pPr>
+        <w:spacing w:before="240" w:after="80"/>
+      </w:pPr>
+      <w:r>
+        <w:rPr>
+          <w:b/>
+          <w:color w:val="1F2D55"/>
+          <w:sz w:val="26"/>
+        </w:rPr>
+        <w:t>4. Mandatory requirements</w:t>
+      </w:r>
+    </w:p>
+    <w:p>
+      <w:pPr>
+        <w:pStyle w:val="ListBullet"/>
+        <w:spacing w:after="40"/>
       </w:pPr>
       <w:r>
         <w:rPr>
           <w:sz w:val="20"/>
         </w:rPr>
-        <w:t>[ ] Minimum 3 APAC references from HR/staffing or related industry</w:t>
+        <w:t>Audited financial statements for the past 3 years.</w:t>
       </w:r>
     </w:p>
     <w:p>
       <w:pPr>
-        <w:spacing w:after="60"/>
+        <w:pStyle w:val="ListBullet"/>
+        <w:spacing w:after="40"/>
       </w:pPr>
       <w:r>
         <w:rPr>
           <w:sz w:val="20"/>
         </w:rPr>
-        <w:t>[ ] APAC data residency capability (Singapore or Australia data centre)</w:t>
+        <w:t>Evidence of professional indemnity, public liability and cyber insurance (per Annex C minimums).</w:t>
       </w:r>
     </w:p>
     <w:p>
       <w:pPr>
-        <w:spacing w:after="60"/>
+        <w:pStyle w:val="ListBullet"/>
+        <w:spacing w:after="40"/>
       </w:pPr>
       <w:r>
         <w:rPr>
           <w:sz w:val="20"/>
         </w:rPr>
-        <w:t>[ ] Support for all 3 markets (MY, SG, AU) in single platform</w:t>
+        <w:t>Compliance with the Buyer Anti-Bribery &amp; Corruption policy (Annex D).</w:t>
       </w:r>
     </w:p>
     <w:p>
       <w:pPr>
-        <w:spacing w:after="60"/>
+        <w:pStyle w:val="ListBullet"/>
+        <w:spacing w:after="40"/>
       </w:pPr>
       <w:r>
         <w:rPr>
           <w:sz w:val="20"/>
         </w:rPr>
-        <w:t>[ ] Signed NDA submitted with proposal</w:t>
+        <w:t>Compliance with applicable data-protection laws (PDPA / UU PDP / GDPR as applicable).</w:t>
       </w:r>
     </w:p>
     <w:p>
       <w:pPr>
-        <w:spacing w:before="160" w:after="40"/>
-      </w:pPr>
-      <w:r>
-        <w:rPr>
-          <w:b/>
-          <w:color w:val="1F4E79"/>
-          <w:sz w:val="22"/>
-        </w:rPr>
-        <w:t>SCORE BANDS &amp; RECOMMENDATION THRESHOLDS</w:t>
-      </w:r>
-    </w:p>
-    <w:p>
-      <w:pPr>
-        <w:spacing w:before="20" w:after="20"/>
-        <w:shd w:val="clear" w:color="auto" w:fill="F7F7F7"/>
-      </w:pPr>
-      <w:r>
-        <w:rPr>
-          <w:rFonts w:ascii="Courier New" w:hAnsi="Courier New"/>
-          <w:color w:val="202020"/>
-          <w:sz w:val="17"/>
-        </w:rPr>
-        <w:t>| Total Score | Recommendation                  |</w:t>
-      </w:r>
-    </w:p>
-    <w:p>
-      <w:pPr>
-        <w:spacing w:after="60"/>
+        <w:pStyle w:val="ListBullet"/>
+        <w:spacing w:after="40"/>
       </w:pPr>
       <w:r>
         <w:rPr>
           <w:sz w:val="20"/>
         </w:rPr>
-        <w:t>|-------------|----------------------------------|</w:t>
+        <w:t>No undeclared conflicts of interest; UBO disclosure complete and current.</w:t>
       </w:r>
     </w:p>
     <w:p>
       <w:pPr>
-        <w:spacing w:after="60"/>
+        <w:pStyle w:val="ListBullet"/>
+        <w:spacing w:after="40"/>
       </w:pPr>
       <w:r>
         <w:rPr>
           <w:sz w:val="20"/>
         </w:rPr>
-        <w:t>| 850 – 1000  | Strongly Recommended – Proceed  |</w:t>
+        <w:t>Acceptance (or proposed redlines) of the Buyer's draft Master Services Agreement (Annex E).</w:t>
       </w:r>
     </w:p>
     <w:p>
       <w:pPr>
-        <w:spacing w:after="60"/>
+        <w:spacing w:before="240" w:after="80"/>
+      </w:pPr>
+      <w:r>
+        <w:rPr>
+          <w:b/>
+          <w:color w:val="1F2D55"/>
+          <w:sz w:val="26"/>
+        </w:rPr>
+        <w:t>5. Pricing schedule</w:t>
+      </w:r>
+    </w:p>
+    <w:p>
+      <w:pPr>
+        <w:spacing w:after="80"/>
+      </w:pPr>
+      <w:r>
+        <w:rPr>
+          <w:i w:val="0"/>
+          <w:sz w:val="20"/>
+        </w:rPr>
+        <w:t>Bidders shall complete the pricing schedule in Annex F using the prescribed template. The total cost of ownership over 36 months shall be quoted in MYR and broken down by (a) fixed monthly service fee, (b) volume-based fee per transaction tier, (c) one-off implementation fee, (d) optional services. Where bidders propose alternative commercial models (gain-share, pay-per-use, etc.), these must be in addition to the mandatory schedule and clearly labelled.</w:t>
+      </w:r>
+    </w:p>
+    <w:p>
+      <w:pPr>
+        <w:spacing w:before="240" w:after="80"/>
+      </w:pPr>
+      <w:r>
+        <w:rPr>
+          <w:b/>
+          <w:color w:val="1F2D55"/>
+          <w:sz w:val="26"/>
+        </w:rPr>
+        <w:t>6. Process and timeline</w:t>
+      </w:r>
+    </w:p>
+    <w:tbl>
+      <w:tblPr>
+        <w:tblStyle w:val="LightGrid-Accent1"/>
+        <w:tblW w:type="auto" w:w="0"/>
+        <w:tblLook w:firstColumn="1" w:firstRow="1" w:lastColumn="0" w:lastRow="0" w:noHBand="0" w:noVBand="1" w:val="04A0"/>
+      </w:tblPr>
+      <w:tblGrid>
+        <w:gridCol w:w="2880"/>
+        <w:gridCol w:w="2880"/>
+        <w:gridCol w:w="2880"/>
+      </w:tblGrid>
+      <w:tr>
+        <w:tc>
+          <w:tcPr>
+            <w:tcW w:type="dxa" w:w="2880"/>
+            <w:shd w:val="clear" w:color="auto" w:fill="1F2D55"/>
+          </w:tcPr>
+          <w:p>
+            <w:r>
+              <w:rPr>
+                <w:b/>
+                <w:color w:val="FFFFFF"/>
+                <w:sz w:val="18"/>
+              </w:rPr>
+              <w:t>Stage</w:t>
+            </w:r>
+          </w:p>
+        </w:tc>
+        <w:tc>
+          <w:tcPr>
+            <w:tcW w:type="dxa" w:w="2880"/>
+            <w:shd w:val="clear" w:color="auto" w:fill="1F2D55"/>
+          </w:tcPr>
+          <w:p>
+            <w:r>
+              <w:rPr>
+                <w:b/>
+                <w:color w:val="FFFFFF"/>
+                <w:sz w:val="18"/>
+              </w:rPr>
+              <w:t>Date</w:t>
+            </w:r>
+          </w:p>
+        </w:tc>
+        <w:tc>
+          <w:tcPr>
+            <w:tcW w:type="dxa" w:w="2880"/>
+            <w:shd w:val="clear" w:color="auto" w:fill="1F2D55"/>
+          </w:tcPr>
+          <w:p>
+            <w:r>
+              <w:rPr>
+                <w:b/>
+                <w:color w:val="FFFFFF"/>
+                <w:sz w:val="18"/>
+              </w:rPr>
+              <w:t>Notes</w:t>
+            </w:r>
+          </w:p>
+        </w:tc>
+      </w:tr>
+      <w:tr>
+        <w:tc>
+          <w:tcPr>
+            <w:tcW w:type="dxa" w:w="2880"/>
+          </w:tcPr>
+          <w:p>
+            <w:r>
+              <w:rPr>
+                <w:sz w:val="18"/>
+              </w:rPr>
+              <w:t>RFP issue</w:t>
+            </w:r>
+          </w:p>
+        </w:tc>
+        <w:tc>
+          <w:tcPr>
+            <w:tcW w:type="dxa" w:w="2880"/>
+          </w:tcPr>
+          <w:p>
+            <w:r>
+              <w:rPr>
+                <w:sz w:val="18"/>
+              </w:rPr>
+              <w:t>21 April 2026</w:t>
+            </w:r>
+          </w:p>
+        </w:tc>
+        <w:tc>
+          <w:tcPr>
+            <w:tcW w:type="dxa" w:w="2880"/>
+          </w:tcPr>
+          <w:p>
+            <w:r>
+              <w:rPr>
+                <w:sz w:val="18"/>
+              </w:rPr>
+              <w:t>Bidders to confirm intent to respond within 5 days</w:t>
+            </w:r>
+          </w:p>
+        </w:tc>
+      </w:tr>
+      <w:tr>
+        <w:tc>
+          <w:tcPr>
+            <w:tcW w:type="dxa" w:w="2880"/>
+          </w:tcPr>
+          <w:p>
+            <w:r>
+              <w:rPr>
+                <w:sz w:val="18"/>
+              </w:rPr>
+              <w:t>Q&amp;A clarification window opens</w:t>
+            </w:r>
+          </w:p>
+        </w:tc>
+        <w:tc>
+          <w:tcPr>
+            <w:tcW w:type="dxa" w:w="2880"/>
+          </w:tcPr>
+          <w:p>
+            <w:r>
+              <w:rPr>
+                <w:sz w:val="18"/>
+              </w:rPr>
+              <w:t>28 April 2026</w:t>
+            </w:r>
+          </w:p>
+        </w:tc>
+        <w:tc>
+          <w:tcPr>
+            <w:tcW w:type="dxa" w:w="2880"/>
+          </w:tcPr>
+          <w:p>
+            <w:r>
+              <w:rPr>
+                <w:sz w:val="18"/>
+              </w:rPr>
+              <w:t>All questions via the portal; consolidated answers published</w:t>
+            </w:r>
+          </w:p>
+        </w:tc>
+      </w:tr>
+      <w:tr>
+        <w:tc>
+          <w:tcPr>
+            <w:tcW w:type="dxa" w:w="2880"/>
+          </w:tcPr>
+          <w:p>
+            <w:r>
+              <w:rPr>
+                <w:sz w:val="18"/>
+              </w:rPr>
+              <w:t>Site visits (optional)</w:t>
+            </w:r>
+          </w:p>
+        </w:tc>
+        <w:tc>
+          <w:tcPr>
+            <w:tcW w:type="dxa" w:w="2880"/>
+          </w:tcPr>
+          <w:p>
+            <w:r>
+              <w:rPr>
+                <w:sz w:val="18"/>
+              </w:rPr>
+              <w:t>02 May 2026</w:t>
+            </w:r>
+          </w:p>
+        </w:tc>
+        <w:tc>
+          <w:tcPr>
+            <w:tcW w:type="dxa" w:w="2880"/>
+          </w:tcPr>
+          <w:p>
+            <w:r>
+              <w:rPr>
+                <w:sz w:val="18"/>
+              </w:rPr>
+              <w:t>Slots on request via SPOC</w:t>
+            </w:r>
+          </w:p>
+        </w:tc>
+      </w:tr>
+      <w:tr>
+        <w:tc>
+          <w:tcPr>
+            <w:tcW w:type="dxa" w:w="2880"/>
+          </w:tcPr>
+          <w:p>
+            <w:r>
+              <w:rPr>
+                <w:sz w:val="18"/>
+              </w:rPr>
+              <w:t>Bid submission deadline</w:t>
+            </w:r>
+          </w:p>
+        </w:tc>
+        <w:tc>
+          <w:tcPr>
+            <w:tcW w:type="dxa" w:w="2880"/>
+          </w:tcPr>
+          <w:p>
+            <w:r>
+              <w:rPr>
+                <w:sz w:val="18"/>
+              </w:rPr>
+              <w:t>19 May 2026</w:t>
+            </w:r>
+          </w:p>
+        </w:tc>
+        <w:tc>
+          <w:tcPr>
+            <w:tcW w:type="dxa" w:w="2880"/>
+          </w:tcPr>
+          <w:p>
+            <w:r>
+              <w:rPr>
+                <w:sz w:val="18"/>
+              </w:rPr>
+              <w:t>17:00 KL time; portal upload only</w:t>
+            </w:r>
+          </w:p>
+        </w:tc>
+      </w:tr>
+      <w:tr>
+        <w:tc>
+          <w:tcPr>
+            <w:tcW w:type="dxa" w:w="2880"/>
+          </w:tcPr>
+          <w:p>
+            <w:r>
+              <w:rPr>
+                <w:sz w:val="18"/>
+              </w:rPr>
+              <w:t>Shortlist announcement</w:t>
+            </w:r>
+          </w:p>
+        </w:tc>
+        <w:tc>
+          <w:tcPr>
+            <w:tcW w:type="dxa" w:w="2880"/>
+          </w:tcPr>
+          <w:p>
+            <w:r>
+              <w:rPr>
+                <w:sz w:val="18"/>
+              </w:rPr>
+              <w:t>26 May 2026</w:t>
+            </w:r>
+          </w:p>
+        </w:tc>
+        <w:tc>
+          <w:tcPr>
+            <w:tcW w:type="dxa" w:w="2880"/>
+          </w:tcPr>
+          <w:p>
+            <w:r>
+              <w:rPr>
+                <w:sz w:val="18"/>
+              </w:rPr>
+              <w:t>Top 3-4 bidders progress</w:t>
+            </w:r>
+          </w:p>
+        </w:tc>
+      </w:tr>
+      <w:tr>
+        <w:tc>
+          <w:tcPr>
+            <w:tcW w:type="dxa" w:w="2880"/>
+          </w:tcPr>
+          <w:p>
+            <w:r>
+              <w:rPr>
+                <w:sz w:val="18"/>
+              </w:rPr>
+              <w:t>Capability demonstrations</w:t>
+            </w:r>
+          </w:p>
+        </w:tc>
+        <w:tc>
+          <w:tcPr>
+            <w:tcW w:type="dxa" w:w="2880"/>
+          </w:tcPr>
+          <w:p>
+            <w:r>
+              <w:rPr>
+                <w:sz w:val="18"/>
+              </w:rPr>
+              <w:t>02 June 2026</w:t>
+            </w:r>
+          </w:p>
+        </w:tc>
+        <w:tc>
+          <w:tcPr>
+            <w:tcW w:type="dxa" w:w="2880"/>
+          </w:tcPr>
+          <w:p>
+            <w:r>
+              <w:rPr>
+                <w:sz w:val="18"/>
+              </w:rPr>
+              <w:t>Half-day per bidder; technical + commercial Q&amp;A</w:t>
+            </w:r>
+          </w:p>
+        </w:tc>
+      </w:tr>
+      <w:tr>
+        <w:tc>
+          <w:tcPr>
+            <w:tcW w:type="dxa" w:w="2880"/>
+          </w:tcPr>
+          <w:p>
+            <w:r>
+              <w:rPr>
+                <w:sz w:val="18"/>
+              </w:rPr>
+              <w:t>Best-and-final offers</w:t>
+            </w:r>
+          </w:p>
+        </w:tc>
+        <w:tc>
+          <w:tcPr>
+            <w:tcW w:type="dxa" w:w="2880"/>
+          </w:tcPr>
+          <w:p>
+            <w:r>
+              <w:rPr>
+                <w:sz w:val="18"/>
+              </w:rPr>
+              <w:t>09 June 2026</w:t>
+            </w:r>
+          </w:p>
+        </w:tc>
+        <w:tc>
+          <w:tcPr>
+            <w:tcW w:type="dxa" w:w="2880"/>
+          </w:tcPr>
+          <w:p>
+            <w:r>
+              <w:rPr>
+                <w:sz w:val="18"/>
+              </w:rPr>
+              <w:t>Targeted clarification round</w:t>
+            </w:r>
+          </w:p>
+        </w:tc>
+      </w:tr>
+      <w:tr>
+        <w:tc>
+          <w:tcPr>
+            <w:tcW w:type="dxa" w:w="2880"/>
+          </w:tcPr>
+          <w:p>
+            <w:r>
+              <w:rPr>
+                <w:sz w:val="18"/>
+              </w:rPr>
+              <w:t>Award decision</w:t>
+            </w:r>
+          </w:p>
+        </w:tc>
+        <w:tc>
+          <w:tcPr>
+            <w:tcW w:type="dxa" w:w="2880"/>
+          </w:tcPr>
+          <w:p>
+            <w:r>
+              <w:rPr>
+                <w:sz w:val="18"/>
+              </w:rPr>
+              <w:t>16 June 2026</w:t>
+            </w:r>
+          </w:p>
+        </w:tc>
+        <w:tc>
+          <w:tcPr>
+            <w:tcW w:type="dxa" w:w="2880"/>
+          </w:tcPr>
+          <w:p>
+            <w:r>
+              <w:rPr>
+                <w:sz w:val="18"/>
+              </w:rPr>
+              <w:t>Subject to Board approval if above threshold</w:t>
+            </w:r>
+          </w:p>
+        </w:tc>
+      </w:tr>
+      <w:tr>
+        <w:tc>
+          <w:tcPr>
+            <w:tcW w:type="dxa" w:w="2880"/>
+          </w:tcPr>
+          <w:p>
+            <w:r>
+              <w:rPr>
+                <w:sz w:val="18"/>
+              </w:rPr>
+              <w:t>Contract execution</w:t>
+            </w:r>
+          </w:p>
+        </w:tc>
+        <w:tc>
+          <w:tcPr>
+            <w:tcW w:type="dxa" w:w="2880"/>
+          </w:tcPr>
+          <w:p>
+            <w:r>
+              <w:rPr>
+                <w:sz w:val="18"/>
+              </w:rPr>
+              <w:t>23 June 2026</w:t>
+            </w:r>
+          </w:p>
+        </w:tc>
+        <w:tc>
+          <w:tcPr>
+            <w:tcW w:type="dxa" w:w="2880"/>
+          </w:tcPr>
+          <w:p>
+            <w:r>
+              <w:rPr>
+                <w:sz w:val="18"/>
+              </w:rPr>
+              <w:t>Signed within 14 days of award decision</w:t>
+            </w:r>
+          </w:p>
+        </w:tc>
+      </w:tr>
+      <w:tr>
+        <w:tc>
+          <w:tcPr>
+            <w:tcW w:type="dxa" w:w="2880"/>
+          </w:tcPr>
+          <w:p>
+            <w:r>
+              <w:rPr>
+                <w:sz w:val="18"/>
+              </w:rPr>
+              <w:t>Mobilisation</w:t>
+            </w:r>
+          </w:p>
+        </w:tc>
+        <w:tc>
+          <w:tcPr>
+            <w:tcW w:type="dxa" w:w="2880"/>
+          </w:tcPr>
+          <w:p>
+            <w:r>
+              <w:rPr>
+                <w:sz w:val="18"/>
+              </w:rPr>
+              <w:t>30 June 2026</w:t>
+            </w:r>
+          </w:p>
+        </w:tc>
+        <w:tc>
+          <w:tcPr>
+            <w:tcW w:type="dxa" w:w="2880"/>
+          </w:tcPr>
+          <w:p>
+            <w:r>
+              <w:rPr>
+                <w:sz w:val="18"/>
+              </w:rPr>
+              <w:t>Transition under joint plan</w:t>
+            </w:r>
+          </w:p>
+        </w:tc>
+      </w:tr>
+    </w:tbl>
+    <w:p>
+      <w:pPr>
+        <w:spacing w:before="240" w:after="80"/>
+      </w:pPr>
+      <w:r>
+        <w:rPr>
+          <w:b/>
+          <w:color w:val="1F2D55"/>
+          <w:sz w:val="26"/>
+        </w:rPr>
+        <w:t>7. Bid submission format</w:t>
+      </w:r>
+    </w:p>
+    <w:p>
+      <w:pPr>
+        <w:spacing w:after="80"/>
+      </w:pPr>
+      <w:r>
+        <w:rPr>
+          <w:i w:val="0"/>
+          <w:sz w:val="20"/>
+        </w:rPr>
+        <w:t>Submissions must be uploaded via the Buyer's procurement portal in PDF format. File-naming convention: BidderName_RFPRef_Section.pdf. Maximum 80 pages (excluding appendices). Annex completeness checklist provided in Annex G.</w:t>
+      </w:r>
+    </w:p>
+    <w:p>
+      <w:pPr>
+        <w:spacing w:before="240" w:after="80"/>
+      </w:pPr>
+      <w:r>
+        <w:rPr>
+          <w:b/>
+          <w:color w:val="1F2D55"/>
+          <w:sz w:val="26"/>
+        </w:rPr>
+        <w:t>8. Confidentiality and IP</w:t>
+      </w:r>
+    </w:p>
+    <w:p>
+      <w:pPr>
+        <w:spacing w:after="80"/>
+      </w:pPr>
+      <w:r>
+        <w:rPr>
+          <w:i w:val="0"/>
+          <w:sz w:val="20"/>
+        </w:rPr>
+        <w:t>All information disclosed in or in connection with this RFP is confidential. Bidders shall not disclose to third parties without the Buyer's prior written consent. IP in bidder submissions remains with the bidder, except that the Buyer may retain submissions for record-keeping and evaluation. The Buyer reserves the right to amend, withdraw or re-issue this RFP without liability.</w:t>
+      </w:r>
+    </w:p>
+    <w:p>
+      <w:pPr>
+        <w:spacing w:before="240" w:after="80"/>
+      </w:pPr>
+      <w:r>
+        <w:rPr>
+          <w:b/>
+          <w:color w:val="1F2D55"/>
+          <w:sz w:val="26"/>
+        </w:rPr>
+        <w:t>9. Contact</w:t>
+      </w:r>
+    </w:p>
+    <w:p>
+      <w:pPr>
+        <w:spacing w:after="80"/>
+      </w:pPr>
+      <w:r>
+        <w:rPr>
+          <w:i w:val="0"/>
+          <w:sz w:val="20"/>
+        </w:rPr>
+        <w:t>Single point of contact: Sasha Ouellet, Group Procurement Director. All communications must route via the portal Q&amp;A function — direct contact with other Buyer personnel during the RFP process is prohibited and grounds for disqualification.</w:t>
+      </w:r>
+    </w:p>
+    <w:p>
+      <w:pPr>
+        <w:spacing w:before="240" w:after="80"/>
+      </w:pPr>
+      <w:r>
+        <w:rPr>
+          <w:b/>
+          <w:color w:val="1F2D55"/>
+          <w:sz w:val="26"/>
+        </w:rPr>
+        <w:t>Annexes</w:t>
+      </w:r>
+    </w:p>
+    <w:p>
+      <w:pPr>
+        <w:pStyle w:val="ListBullet"/>
+        <w:spacing w:after="40"/>
       </w:pPr>
       <w:r>
         <w:rPr>
           <w:sz w:val="20"/>
         </w:rPr>
-        <w:t>| 700 – 849   | Recommended – Proceed to Demo   |</w:t>
+        <w:t>Annex A — Technical Specification (separate document)</w:t>
       </w:r>
     </w:p>
     <w:p>
       <w:pPr>
-        <w:spacing w:after="60"/>
+        <w:pStyle w:val="ListBullet"/>
+        <w:spacing w:after="40"/>
       </w:pPr>
       <w:r>
         <w:rPr>
           <w:sz w:val="20"/>
         </w:rPr>
-        <w:t>| 550 – 699   | Conditional – Clarifications Req|</w:t>
+        <w:t>Annex B — Operating-unit scope detail</w:t>
       </w:r>
     </w:p>
     <w:p>
       <w:pPr>
-        <w:spacing w:before="20" w:after="20"/>
-        <w:shd w:val="clear" w:color="auto" w:fill="F7F7F7"/>
+        <w:pStyle w:val="ListBullet"/>
+        <w:spacing w:after="40"/>
       </w:pPr>
       <w:r>
         <w:rPr>
-          <w:rFonts w:ascii="Courier New" w:hAnsi="Courier New"/>
-          <w:color w:val="202020"/>
-          <w:sz w:val="17"/>
+          <w:sz w:val="20"/>
         </w:rPr>
-        <w:t>| Below 550   | Not Recommended                 |</w:t>
+        <w:t>Annex C — Insurance minimums</w:t>
       </w:r>
     </w:p>
     <w:p>
       <w:pPr>
-        <w:spacing w:before="160" w:after="40"/>
+        <w:pStyle w:val="ListBullet"/>
+        <w:spacing w:after="40"/>
       </w:pPr>
       <w:r>
         <w:rPr>
-          <w:b/>
-          <w:color w:val="1F4E79"/>
-          <w:sz w:val="22"/>
+          <w:sz w:val="20"/>
         </w:rPr>
-        <w:t>END OF EVALUATION CRITERIA DOCUMENT</w:t>
+        <w:t>Annex D — Anti-Bribery &amp; Corruption policy</w:t>
+      </w:r>
+    </w:p>
+    <w:p>
+      <w:pPr>
+        <w:pStyle w:val="ListBullet"/>
+        <w:spacing w:after="40"/>
+      </w:pPr>
+      <w:r>
+        <w:rPr>
+          <w:sz w:val="20"/>
+        </w:rPr>
+        <w:t>Annex E — Draft Master Services Agreement</w:t>
+      </w:r>
+    </w:p>
+    <w:p>
+      <w:pPr>
+        <w:pStyle w:val="ListBullet"/>
+        <w:spacing w:after="40"/>
+      </w:pPr>
+      <w:r>
+        <w:rPr>
+          <w:sz w:val="20"/>
+        </w:rPr>
+        <w:t>Annex F — Pricing schedule template</w:t>
+      </w:r>
+    </w:p>
+    <w:p>
+      <w:pPr>
+        <w:pStyle w:val="ListBullet"/>
+        <w:spacing w:after="40"/>
+      </w:pPr>
+      <w:r>
+        <w:rPr>
+          <w:sz w:val="20"/>
+        </w:rPr>
+        <w:t>Annex G — Annex completeness checklist</w:t>
+      </w:r>
+    </w:p>
+    <w:p>
+      <w:pPr>
+        <w:jc w:val="center"/>
+      </w:pPr>
+      <w:r>
+        <w:rPr>
+          <w:i/>
+          <w:color w:val="9CA3AF"/>
+          <w:sz w:val="16"/>
+        </w:rPr>
+        <w:t>— END OF DOCUMENT —</w:t>
       </w:r>
     </w:p>
     <w:sectPr>
       <w:pgSz w:w="12240" w:h="15840"/>
-      <w:pgMar w:top="1134" w:right="1417" w:bottom="1134" w:left="1417" w:header="720" w:footer="720" w:gutter="0"/>
+      <w:pgMar w:top="1440" w:right="1800" w:bottom="1440" w:left="1800" w:header="720" w:footer="720" w:gutter="0"/>
       <w:cols w:space="720"/>
       <w:docGrid w:linePitch="360"/>
     </w:sectPr>
@@ -2077,10 +1808,6 @@
     <w:name w:val="Normal"/>
     <w:qFormat/>
     <w:rsid w:val="00FC693F"/>
-    <w:rPr>
-      <w:rFonts w:ascii="Calibri" w:hAnsi="Calibri"/>
-      <w:sz w:val="20"/>
-    </w:rPr>
   </w:style>
   <w:style w:type="paragraph" w:styleId="Header">
     <w:name w:val="header"/>
